--- a/IPL-TeSP-PSI-MDS-2526-Template_Projeto.docx
+++ b/IPL-TeSP-PSI-MDS-2526-Template_Projeto.docx
@@ -4912,18 +4912,12 @@
       <w:pPr>
         <w:pStyle w:val="Ttulo3"/>
       </w:pPr>
+      <w:proofErr w:type="spellStart"/>
       <w:r>
         <w:lastRenderedPageBreak/>
         <w:t>Listonic</w:t>
       </w:r>
-    </w:p>
-    <w:p>
-      <w:r>
-        <w:rPr>
-          <w:highlight w:val="yellow"/>
-        </w:rPr>
-        <w:t>A próxima tabela resume as características do sistema...</w:t>
-      </w:r>
+      <w:proofErr w:type="spellEnd"/>
     </w:p>
     <w:p>
       <w:pPr>
@@ -4946,13 +4940,12 @@
       <w:r>
         <w:t xml:space="preserve"> – Descrição do </w:t>
       </w:r>
-      <w:r>
-        <w:rPr>
-          <w:highlight w:val="yellow"/>
-        </w:rPr>
-        <w:t>Sistema 1</w:t>
-      </w:r>
       <w:bookmarkEnd w:id="8"/>
+      <w:proofErr w:type="spellStart"/>
+      <w:r>
+        <w:t>Listonic</w:t>
+      </w:r>
+      <w:proofErr w:type="spellEnd"/>
     </w:p>
     <w:tbl>
       <w:tblPr>
@@ -5034,14 +5027,6 @@
                 <w:bCs w:val="0"/>
               </w:rPr>
             </w:pPr>
-            <w:r>
-              <w:rPr>
-                <w:b w:val="0"/>
-                <w:bCs w:val="0"/>
-                <w:highlight w:val="yellow"/>
-              </w:rPr>
-              <w:t>&lt;colocar imagem principal&gt;</w:t>
-            </w:r>
           </w:p>
         </w:tc>
       </w:tr>
@@ -5132,10 +5117,7 @@
               <w:cnfStyle w:val="000000000000" w:firstRow="0" w:lastRow="0" w:firstColumn="0" w:lastColumn="0" w:oddVBand="0" w:evenVBand="0" w:oddHBand="0" w:evenHBand="0" w:firstRowFirstColumn="0" w:firstRowLastColumn="0" w:lastRowFirstColumn="0" w:lastRowLastColumn="0"/>
             </w:pPr>
             <w:r>
-              <w:rPr>
-                <w:highlight w:val="yellow"/>
-              </w:rPr>
-              <w:t>&lt;link do website/aplicação&gt;</w:t>
+              <w:t>https://listonic.com/pt</w:t>
             </w:r>
           </w:p>
         </w:tc>
@@ -5180,10 +5162,21 @@
               <w:cnfStyle w:val="000000100000" w:firstRow="0" w:lastRow="0" w:firstColumn="0" w:lastColumn="0" w:oddVBand="0" w:evenVBand="0" w:oddHBand="1" w:evenHBand="0" w:firstRowFirstColumn="0" w:firstRowLastColumn="0" w:lastRowFirstColumn="0" w:lastRowLastColumn="0"/>
             </w:pPr>
             <w:r>
-              <w:rPr>
-                <w:highlight w:val="yellow"/>
-              </w:rPr>
-              <w:t>&lt;descrição detalhada do website/aplicação&gt;</w:t>
+              <w:t>“</w:t>
+            </w:r>
+            <w:r>
+              <w:t xml:space="preserve">O </w:t>
+            </w:r>
+            <w:proofErr w:type="spellStart"/>
+            <w:r>
+              <w:t>Listonic</w:t>
+            </w:r>
+            <w:proofErr w:type="spellEnd"/>
+            <w:r>
+              <w:t xml:space="preserve"> ajuda-o a poupar dinheiro e tempo, tornando o planeamento de compras rápido e organizado.</w:t>
+            </w:r>
+            <w:r>
+              <w:t>”</w:t>
             </w:r>
           </w:p>
         </w:tc>
@@ -5225,10 +5218,7 @@
               <w:cnfStyle w:val="000000000000" w:firstRow="0" w:lastRow="0" w:firstColumn="0" w:lastColumn="0" w:oddVBand="0" w:evenVBand="0" w:oddHBand="0" w:evenHBand="0" w:firstRowFirstColumn="0" w:firstRowLastColumn="0" w:lastRowFirstColumn="0" w:lastRowLastColumn="0"/>
             </w:pPr>
             <w:r>
-              <w:rPr>
-                <w:highlight w:val="yellow"/>
-              </w:rPr>
-              <w:t>&lt;vantagens do website/aplicação&gt;</w:t>
+              <w:t>Controle orçamentário, sugestões personalizadas de produtos, criar e editar listas, listas compartilháveis, produtos classificados automaticamente.</w:t>
             </w:r>
           </w:p>
         </w:tc>
@@ -5273,10 +5263,16 @@
               <w:cnfStyle w:val="000000100000" w:firstRow="0" w:lastRow="0" w:firstColumn="0" w:lastColumn="0" w:oddVBand="0" w:evenVBand="0" w:oddHBand="1" w:evenHBand="0" w:firstRowFirstColumn="0" w:firstRowLastColumn="0" w:lastRowFirstColumn="0" w:lastRowLastColumn="0"/>
             </w:pPr>
             <w:r>
-              <w:rPr>
-                <w:highlight w:val="yellow"/>
-              </w:rPr>
-              <w:t>&lt;desvantagens do website/aplicação&gt;</w:t>
+              <w:t>Controlo financeiro limitado, problemas de sincronizaç</w:t>
+            </w:r>
+            <w:r>
+              <w:rPr>
+                <w:highlight w:val="yellow"/>
+              </w:rPr>
+              <w:t>ã</w:t>
+            </w:r>
+            <w:r>
+              <w:t>o, publicidade excessiva na versão gratuita, gestão de stock doméstico básico</w:t>
             </w:r>
           </w:p>
         </w:tc>
@@ -5318,10 +5314,7 @@
               <w:cnfStyle w:val="000000000000" w:firstRow="0" w:lastRow="0" w:firstColumn="0" w:lastColumn="0" w:oddVBand="0" w:evenVBand="0" w:oddHBand="0" w:evenHBand="0" w:firstRowFirstColumn="0" w:firstRowLastColumn="0" w:lastRowFirstColumn="0" w:lastRowLastColumn="0"/>
             </w:pPr>
             <w:r>
-              <w:rPr>
-                <w:highlight w:val="yellow"/>
-              </w:rPr>
-              <w:t>&lt;funcionalidades que possam faltar ao website/aplicação&gt;</w:t>
+              <w:t>Orçamento mensal familiar, alerta de excesso de gastos, comparação entre orçamento previsto e valor real, validade dos produtos, integração com supermercados.</w:t>
             </w:r>
           </w:p>
         </w:tc>
@@ -17967,7 +17960,6 @@
   <w:style w:type="character" w:default="1" w:styleId="Tipodeletrapredefinidodopargrafo">
     <w:name w:val="Default Paragraph Font"/>
     <w:uiPriority w:val="1"/>
-    <w:semiHidden/>
     <w:unhideWhenUsed/>
   </w:style>
   <w:style w:type="table" w:default="1" w:styleId="Tabelanormal">

--- a/IPL-TeSP-PSI-MDS-2526-Template_Projeto.docx
+++ b/IPL-TeSP-PSI-MDS-2526-Template_Projeto.docx
@@ -1045,16 +1045,8 @@
               <w:rPr>
                 <w:rStyle w:val="Hiperligao"/>
                 <w:noProof/>
-                <w:lang/>
-              </w:rPr>
-              <w:t>Í</w:t>
-            </w:r>
-            <w:r>
-              <w:rPr>
-                <w:rStyle w:val="Hiperligao"/>
-                <w:noProof/>
-              </w:rPr>
-              <w:t>ndice de Figuras</w:t>
+              </w:rPr>
+              <w:t>Índice de Figuras</w:t>
             </w:r>
             <w:r>
               <w:rPr>
@@ -3340,13 +3332,11 @@
       <w:pPr>
         <w:rPr>
           <w:noProof/>
-          <w:lang/>
         </w:rPr>
       </w:pPr>
       <w:r>
         <w:rPr>
           <w:noProof/>
-          <w:lang/>
         </w:rPr>
         <w:br w:type="page"/>
       </w:r>
@@ -3361,23 +3351,15 @@
         <w:ind w:left="432" w:hanging="432"/>
         <w:rPr>
           <w:noProof/>
-          <w:lang/>
         </w:rPr>
       </w:pPr>
       <w:bookmarkStart w:id="0" w:name="_Toc227748413"/>
       <w:r>
         <w:rPr>
           <w:noProof/>
-          <w:lang/>
         </w:rPr>
         <w:lastRenderedPageBreak/>
-        <w:t>Í</w:t>
-      </w:r>
-      <w:r>
-        <w:rPr>
-          <w:noProof/>
-        </w:rPr>
-        <w:t>ndice de Figuras</w:t>
+        <w:t>Índice de Figuras</w:t>
       </w:r>
       <w:bookmarkEnd w:id="0"/>
     </w:p>
@@ -4478,22 +4460,21 @@
       <w:pPr>
         <w:pStyle w:val="Ttulo3"/>
       </w:pPr>
-      <w:bookmarkStart w:id="6" w:name="_Toc227748419"/>
-      <w:r>
-        <w:rPr>
-          <w:highlight w:val="yellow"/>
-        </w:rPr>
-        <w:t>&lt;Sistema 1 (mudar o nome para o website/aplicação escolhida para análise)&gt;</w:t>
-      </w:r>
-      <w:bookmarkEnd w:id="6"/>
+      <w:proofErr w:type="spellStart"/>
+      <w:r>
+        <w:t>Bring</w:t>
+      </w:r>
+      <w:proofErr w:type="spellEnd"/>
+      <w:r>
+        <w:t xml:space="preserve">! Lista de Compras </w:t>
+      </w:r>
     </w:p>
     <w:p>
-      <w:r>
-        <w:rPr>
-          <w:highlight w:val="yellow"/>
-        </w:rPr>
-        <w:t>A próxima tabela resume as características do sistema...</w:t>
-      </w:r>
+      <w:pPr>
+        <w:rPr>
+          <w:u w:val="single"/>
+        </w:rPr>
+      </w:pPr>
     </w:p>
     <w:p>
       <w:pPr>
@@ -4501,18 +4482,31 @@
         <w:keepNext/>
         <w:jc w:val="center"/>
       </w:pPr>
-      <w:bookmarkStart w:id="7" w:name="_Toc227746391"/>
+      <w:bookmarkStart w:id="6" w:name="_Toc227746391"/>
       <w:r>
         <w:t xml:space="preserve">Tabela </w:t>
       </w:r>
-      <w:fldSimple w:instr=" SEQ Tabela \* ARABIC ">
-        <w:r>
-          <w:rPr>
-            <w:noProof/>
-          </w:rPr>
-          <w:t>1</w:t>
-        </w:r>
-      </w:fldSimple>
+      <w:r>
+        <w:fldChar w:fldCharType="begin"/>
+      </w:r>
+      <w:r>
+        <w:instrText xml:space="preserve"> SEQ Tabela \* ARABIC </w:instrText>
+      </w:r>
+      <w:r>
+        <w:fldChar w:fldCharType="separate"/>
+      </w:r>
+      <w:r>
+        <w:rPr>
+          <w:noProof/>
+        </w:rPr>
+        <w:t>1</w:t>
+      </w:r>
+      <w:r>
+        <w:rPr>
+          <w:noProof/>
+        </w:rPr>
+        <w:fldChar w:fldCharType="end"/>
+      </w:r>
       <w:r>
         <w:t xml:space="preserve"> – Descrição do </w:t>
       </w:r>
@@ -4522,7 +4516,7 @@
         </w:rPr>
         <w:t>Sistema 1</w:t>
       </w:r>
-      <w:bookmarkEnd w:id="7"/>
+      <w:bookmarkEnd w:id="6"/>
     </w:p>
     <w:tbl>
       <w:tblPr>
@@ -4560,8 +4554,8 @@
                 <w:noProof/>
               </w:rPr>
               <w:drawing>
-                <wp:inline distT="0" distB="0" distL="0" distR="0" wp14:anchorId="718A97ED" wp14:editId="2F9FCF15">
-                  <wp:extent cx="4368800" cy="2265539"/>
+                <wp:inline distT="0" distB="0" distL="0" distR="0" wp14:anchorId="718A97ED" wp14:editId="7D5E837A">
+                  <wp:extent cx="3549142" cy="2152881"/>
                   <wp:effectExtent l="0" t="0" r="0" b="0"/>
                   <wp:docPr id="7" name="Picture 7"/>
                   <wp:cNvGraphicFramePr>
@@ -4571,11 +4565,17 @@
                     <a:graphicData uri="http://schemas.openxmlformats.org/drawingml/2006/picture">
                       <pic:pic xmlns:pic="http://schemas.openxmlformats.org/drawingml/2006/picture">
                         <pic:nvPicPr>
-                          <pic:cNvPr id="1" name=""/>
+                          <pic:cNvPr id="7" name="Picture 7"/>
                           <pic:cNvPicPr/>
                         </pic:nvPicPr>
                         <pic:blipFill>
-                          <a:blip r:embed="rId14"/>
+                          <a:blip r:embed="rId14" cstate="print">
+                            <a:extLst>
+                              <a:ext uri="{28A0092B-C50C-407E-A947-70E740481C1C}">
+                                <a14:useLocalDpi xmlns:a14="http://schemas.microsoft.com/office/drawing/2010/main" val="0"/>
+                              </a:ext>
+                            </a:extLst>
+                          </a:blip>
                           <a:stretch>
                             <a:fillRect/>
                           </a:stretch>
@@ -4583,7 +4583,7 @@
                         <pic:spPr>
                           <a:xfrm>
                             <a:off x="0" y="0"/>
-                            <a:ext cx="4394605" cy="2278921"/>
+                            <a:ext cx="3549142" cy="2152881"/>
                           </a:xfrm>
                           <a:prstGeom prst="rect">
                             <a:avLst/>
@@ -4604,14 +4604,6 @@
                 <w:bCs w:val="0"/>
               </w:rPr>
             </w:pPr>
-            <w:r>
-              <w:rPr>
-                <w:b w:val="0"/>
-                <w:bCs w:val="0"/>
-                <w:highlight w:val="yellow"/>
-              </w:rPr>
-              <w:t>&lt;colocar imagem principal&gt;</w:t>
-            </w:r>
           </w:p>
         </w:tc>
       </w:tr>
@@ -4657,11 +4649,13 @@
                 <w:highlight w:val="yellow"/>
               </w:rPr>
             </w:pPr>
-            <w:r>
-              <w:rPr>
-                <w:highlight w:val="yellow"/>
-              </w:rPr>
-              <w:t>&lt;nome do website/aplicação&gt;</w:t>
+            <w:proofErr w:type="spellStart"/>
+            <w:r>
+              <w:t>Bring</w:t>
+            </w:r>
+            <w:proofErr w:type="spellEnd"/>
+            <w:r>
+              <w:t>!</w:t>
             </w:r>
           </w:p>
         </w:tc>
@@ -4703,10 +4697,7 @@
               <w:cnfStyle w:val="000000000000" w:firstRow="0" w:lastRow="0" w:firstColumn="0" w:lastColumn="0" w:oddVBand="0" w:evenVBand="0" w:oddHBand="0" w:evenHBand="0" w:firstRowFirstColumn="0" w:firstRowLastColumn="0" w:lastRowFirstColumn="0" w:lastRowLastColumn="0"/>
             </w:pPr>
             <w:r>
-              <w:rPr>
-                <w:highlight w:val="yellow"/>
-              </w:rPr>
-              <w:t>&lt;link do website/aplicação&gt;</w:t>
+              <w:t>https://web.getbring.com/app/lists/0</w:t>
             </w:r>
           </w:p>
         </w:tc>
@@ -4759,11 +4750,29 @@
               <w:jc w:val="left"/>
               <w:cnfStyle w:val="000000100000" w:firstRow="0" w:lastRow="0" w:firstColumn="0" w:lastColumn="0" w:oddVBand="0" w:evenVBand="0" w:oddHBand="1" w:evenHBand="0" w:firstRowFirstColumn="0" w:firstRowLastColumn="0" w:lastRowFirstColumn="0" w:lastRowLastColumn="0"/>
             </w:pPr>
-            <w:r>
-              <w:rPr>
-                <w:highlight w:val="yellow"/>
-              </w:rPr>
-              <w:t>&lt;descrição detalhada do website/aplicação&gt;</w:t>
+            <w:proofErr w:type="spellStart"/>
+            <w:r>
+              <w:t>Bring</w:t>
+            </w:r>
+            <w:proofErr w:type="spellEnd"/>
+            <w:r>
+              <w:t>! É uma aplicação de lista de compras gratuita que permite criar e compartilhar</w:t>
+            </w:r>
+            <w:r>
+              <w:t>,</w:t>
+            </w:r>
+            <w:r>
+              <w:rPr>
+                <w:color w:val="auto"/>
+                <w:lang w:bidi="ar-SA"/>
+              </w:rPr>
+              <w:t xml:space="preserve"> </w:t>
+            </w:r>
+            <w:r>
+              <w:t xml:space="preserve">organizar compras por categorias e sincronizar listas em tempo real entre diferentes dispositivos. Também inclui sugestões de receitas e promoções de supermercados. </w:t>
+            </w:r>
+            <w:r>
+              <w:t xml:space="preserve"> </w:t>
             </w:r>
           </w:p>
         </w:tc>
@@ -4804,11 +4813,47 @@
               <w:jc w:val="left"/>
               <w:cnfStyle w:val="000000000000" w:firstRow="0" w:lastRow="0" w:firstColumn="0" w:lastColumn="0" w:oddVBand="0" w:evenVBand="0" w:oddHBand="0" w:evenHBand="0" w:firstRowFirstColumn="0" w:firstRowLastColumn="0" w:lastRowFirstColumn="0" w:lastRowLastColumn="0"/>
             </w:pPr>
-            <w:r>
-              <w:rPr>
-                <w:highlight w:val="yellow"/>
-              </w:rPr>
-              <w:t>&lt;vantagens do website/aplicação&gt;</w:t>
+          </w:p>
+          <w:p>
+            <w:pPr>
+              <w:pStyle w:val="PargrafodaLista"/>
+              <w:numPr>
+                <w:ilvl w:val="0"/>
+                <w:numId w:val="28"/>
+              </w:numPr>
+              <w:jc w:val="left"/>
+              <w:cnfStyle w:val="000000000000" w:firstRow="0" w:lastRow="0" w:firstColumn="0" w:lastColumn="0" w:oddVBand="0" w:evenVBand="0" w:oddHBand="0" w:evenHBand="0" w:firstRowFirstColumn="0" w:firstRowLastColumn="0" w:lastRowFirstColumn="0" w:lastRowLastColumn="0"/>
+            </w:pPr>
+            <w:r>
+              <w:t xml:space="preserve">Interface simples e intuitiva; </w:t>
+            </w:r>
+          </w:p>
+          <w:p>
+            <w:pPr>
+              <w:pStyle w:val="PargrafodaLista"/>
+              <w:numPr>
+                <w:ilvl w:val="0"/>
+                <w:numId w:val="28"/>
+              </w:numPr>
+              <w:jc w:val="left"/>
+              <w:cnfStyle w:val="000000000000" w:firstRow="0" w:lastRow="0" w:firstColumn="0" w:lastColumn="0" w:oddVBand="0" w:evenVBand="0" w:oddHBand="0" w:evenHBand="0" w:firstRowFirstColumn="0" w:firstRowLastColumn="0" w:lastRowFirstColumn="0" w:lastRowLastColumn="0"/>
+            </w:pPr>
+            <w:r>
+              <w:t xml:space="preserve">Partilha de listas em tempo real; </w:t>
+            </w:r>
+          </w:p>
+          <w:p>
+            <w:pPr>
+              <w:pStyle w:val="PargrafodaLista"/>
+              <w:numPr>
+                <w:ilvl w:val="0"/>
+                <w:numId w:val="28"/>
+              </w:numPr>
+              <w:jc w:val="left"/>
+              <w:cnfStyle w:val="000000000000" w:firstRow="0" w:lastRow="0" w:firstColumn="0" w:lastColumn="0" w:oddVBand="0" w:evenVBand="0" w:oddHBand="0" w:evenHBand="0" w:firstRowFirstColumn="0" w:firstRowLastColumn="0" w:lastRowFirstColumn="0" w:lastRowLastColumn="0"/>
+            </w:pPr>
+            <w:r>
+              <w:t xml:space="preserve">Compatível com Android e iOS; </w:t>
             </w:r>
           </w:p>
         </w:tc>
@@ -4839,6 +4884,7 @@
                 <w:i w:val="0"/>
                 <w:iCs w:val="0"/>
               </w:rPr>
+              <w:lastRenderedPageBreak/>
               <w:t>Desvantagens:</w:t>
             </w:r>
           </w:p>
@@ -4849,14 +4895,47 @@
           </w:tcPr>
           <w:p>
             <w:pPr>
+              <w:pStyle w:val="PargrafodaLista"/>
+              <w:numPr>
+                <w:ilvl w:val="0"/>
+                <w:numId w:val="30"/>
+              </w:numPr>
               <w:jc w:val="left"/>
               <w:cnfStyle w:val="000000100000" w:firstRow="0" w:lastRow="0" w:firstColumn="0" w:lastColumn="0" w:oddVBand="0" w:evenVBand="0" w:oddHBand="1" w:evenHBand="0" w:firstRowFirstColumn="0" w:firstRowLastColumn="0" w:lastRowFirstColumn="0" w:lastRowLastColumn="0"/>
             </w:pPr>
             <w:r>
-              <w:rPr>
-                <w:highlight w:val="yellow"/>
-              </w:rPr>
-              <w:t>&lt;desvantagens do website/aplicação&gt;</w:t>
+              <w:t xml:space="preserve">Poucas funcionalidades de controlo de orçamento; </w:t>
+            </w:r>
+          </w:p>
+          <w:p>
+            <w:pPr>
+              <w:pStyle w:val="PargrafodaLista"/>
+              <w:numPr>
+                <w:ilvl w:val="0"/>
+                <w:numId w:val="30"/>
+              </w:numPr>
+              <w:jc w:val="left"/>
+              <w:cnfStyle w:val="000000100000" w:firstRow="0" w:lastRow="0" w:firstColumn="0" w:lastColumn="0" w:oddVBand="0" w:evenVBand="0" w:oddHBand="1" w:evenHBand="0" w:firstRowFirstColumn="0" w:firstRowLastColumn="0" w:lastRowFirstColumn="0" w:lastRowLastColumn="0"/>
+            </w:pPr>
+            <w:r>
+              <w:t xml:space="preserve">Não possui gestão avançada de despesas familiares; </w:t>
+            </w:r>
+          </w:p>
+          <w:p>
+            <w:pPr>
+              <w:pStyle w:val="PargrafodaLista"/>
+              <w:numPr>
+                <w:ilvl w:val="0"/>
+                <w:numId w:val="30"/>
+              </w:numPr>
+              <w:jc w:val="left"/>
+              <w:cnfStyle w:val="000000100000" w:firstRow="0" w:lastRow="0" w:firstColumn="0" w:lastColumn="0" w:oddVBand="0" w:evenVBand="0" w:oddHBand="1" w:evenHBand="0" w:firstRowFirstColumn="0" w:firstRowLastColumn="0" w:lastRowFirstColumn="0" w:lastRowLastColumn="0"/>
+            </w:pPr>
+            <w:r>
+              <w:t>Dependência de internet para sincronizaçã</w:t>
+            </w:r>
+            <w:r>
+              <w:t>o.</w:t>
             </w:r>
           </w:p>
         </w:tc>
@@ -4894,14 +4973,44 @@
           </w:tcPr>
           <w:p>
             <w:pPr>
+              <w:pStyle w:val="PargrafodaLista"/>
+              <w:numPr>
+                <w:ilvl w:val="0"/>
+                <w:numId w:val="31"/>
+              </w:numPr>
               <w:jc w:val="left"/>
               <w:cnfStyle w:val="000000000000" w:firstRow="0" w:lastRow="0" w:firstColumn="0" w:lastColumn="0" w:oddVBand="0" w:evenVBand="0" w:oddHBand="0" w:evenHBand="0" w:firstRowFirstColumn="0" w:firstRowLastColumn="0" w:lastRowFirstColumn="0" w:lastRowLastColumn="0"/>
             </w:pPr>
             <w:r>
-              <w:rPr>
-                <w:highlight w:val="yellow"/>
-              </w:rPr>
-              <w:t>&lt;funcionalidades que possam faltar ao website/aplicação&gt;</w:t>
+              <w:t>Gestão detalhada do orçamento mensal;</w:t>
+            </w:r>
+          </w:p>
+          <w:p>
+            <w:pPr>
+              <w:pStyle w:val="PargrafodaLista"/>
+              <w:numPr>
+                <w:ilvl w:val="0"/>
+                <w:numId w:val="31"/>
+              </w:numPr>
+              <w:jc w:val="left"/>
+              <w:cnfStyle w:val="000000000000" w:firstRow="0" w:lastRow="0" w:firstColumn="0" w:lastColumn="0" w:oddVBand="0" w:evenVBand="0" w:oddHBand="0" w:evenHBand="0" w:firstRowFirstColumn="0" w:firstRowLastColumn="0" w:lastRowFirstColumn="0" w:lastRowLastColumn="0"/>
+            </w:pPr>
+            <w:r>
+              <w:t>Histórico completo de gastos;</w:t>
+            </w:r>
+          </w:p>
+          <w:p>
+            <w:pPr>
+              <w:pStyle w:val="PargrafodaLista"/>
+              <w:numPr>
+                <w:ilvl w:val="0"/>
+                <w:numId w:val="31"/>
+              </w:numPr>
+              <w:jc w:val="left"/>
+              <w:cnfStyle w:val="000000000000" w:firstRow="0" w:lastRow="0" w:firstColumn="0" w:lastColumn="0" w:oddVBand="0" w:evenVBand="0" w:oddHBand="0" w:evenHBand="0" w:firstRowFirstColumn="0" w:firstRowLastColumn="0" w:lastRowFirstColumn="0" w:lastRowLastColumn="0"/>
+            </w:pPr>
+            <w:r>
+              <w:t>Relatórios financeiros;</w:t>
             </w:r>
           </w:p>
         </w:tc>
@@ -4913,7 +5022,6 @@
         <w:pStyle w:val="Ttulo3"/>
       </w:pPr>
       <w:r>
-        <w:lastRenderedPageBreak/>
         <w:t>Listonic</w:t>
       </w:r>
     </w:p>
@@ -4931,18 +5039,31 @@
         <w:keepNext/>
         <w:jc w:val="center"/>
       </w:pPr>
-      <w:bookmarkStart w:id="8" w:name="_Toc227746392"/>
+      <w:bookmarkStart w:id="7" w:name="_Toc227746392"/>
       <w:r>
         <w:t xml:space="preserve">Tabela </w:t>
       </w:r>
-      <w:fldSimple w:instr=" SEQ Tabela \* ARABIC ">
-        <w:r>
-          <w:rPr>
-            <w:noProof/>
-          </w:rPr>
-          <w:t>2</w:t>
-        </w:r>
-      </w:fldSimple>
+      <w:r>
+        <w:fldChar w:fldCharType="begin"/>
+      </w:r>
+      <w:r>
+        <w:instrText xml:space="preserve"> SEQ Tabela \* ARABIC </w:instrText>
+      </w:r>
+      <w:r>
+        <w:fldChar w:fldCharType="separate"/>
+      </w:r>
+      <w:r>
+        <w:rPr>
+          <w:noProof/>
+        </w:rPr>
+        <w:t>2</w:t>
+      </w:r>
+      <w:r>
+        <w:rPr>
+          <w:noProof/>
+        </w:rPr>
+        <w:fldChar w:fldCharType="end"/>
+      </w:r>
       <w:r>
         <w:t xml:space="preserve"> – Descrição do </w:t>
       </w:r>
@@ -4952,7 +5073,7 @@
         </w:rPr>
         <w:t>Sistema 1</w:t>
       </w:r>
-      <w:bookmarkEnd w:id="8"/>
+      <w:bookmarkEnd w:id="7"/>
     </w:p>
     <w:tbl>
       <w:tblPr>
@@ -5333,7 +5454,7 @@
       <w:pPr>
         <w:pStyle w:val="Ttulo3"/>
       </w:pPr>
-      <w:bookmarkStart w:id="9" w:name="_Toc227748421"/>
+      <w:bookmarkStart w:id="8" w:name="_Toc227748421"/>
       <w:r>
         <w:rPr>
           <w:highlight w:val="yellow"/>
@@ -5352,7 +5473,7 @@
         </w:rPr>
         <w:t xml:space="preserve"> (mudar o nome para o website/aplicação escolhida para análise)&gt;</w:t>
       </w:r>
-      <w:bookmarkEnd w:id="9"/>
+      <w:bookmarkEnd w:id="8"/>
     </w:p>
     <w:p>
       <w:r>
@@ -5368,19 +5489,32 @@
         <w:keepNext/>
         <w:jc w:val="center"/>
       </w:pPr>
-      <w:bookmarkStart w:id="10" w:name="_Toc227746393"/>
+      <w:bookmarkStart w:id="9" w:name="_Toc227746393"/>
       <w:r>
         <w:lastRenderedPageBreak/>
         <w:t xml:space="preserve">Tabela </w:t>
       </w:r>
-      <w:fldSimple w:instr=" SEQ Tabela \* ARABIC ">
-        <w:r>
-          <w:rPr>
-            <w:noProof/>
-          </w:rPr>
-          <w:t>3</w:t>
-        </w:r>
-      </w:fldSimple>
+      <w:r>
+        <w:fldChar w:fldCharType="begin"/>
+      </w:r>
+      <w:r>
+        <w:instrText xml:space="preserve"> SEQ Tabela \* ARABIC </w:instrText>
+      </w:r>
+      <w:r>
+        <w:fldChar w:fldCharType="separate"/>
+      </w:r>
+      <w:r>
+        <w:rPr>
+          <w:noProof/>
+        </w:rPr>
+        <w:t>3</w:t>
+      </w:r>
+      <w:r>
+        <w:rPr>
+          <w:noProof/>
+        </w:rPr>
+        <w:fldChar w:fldCharType="end"/>
+      </w:r>
       <w:r>
         <w:t xml:space="preserve"> – Descrição do </w:t>
       </w:r>
@@ -5390,7 +5524,7 @@
         </w:rPr>
         <w:t>Sistema 1</w:t>
       </w:r>
-      <w:bookmarkEnd w:id="10"/>
+      <w:bookmarkEnd w:id="9"/>
     </w:p>
     <w:tbl>
       <w:tblPr>
@@ -5443,7 +5577,7 @@
                           <pic:cNvPicPr/>
                         </pic:nvPicPr>
                         <pic:blipFill>
-                          <a:blip r:embed="rId14"/>
+                          <a:blip r:embed="rId16"/>
                           <a:stretch>
                             <a:fillRect/>
                           </a:stretch>
@@ -5771,11 +5905,11 @@
       <w:pPr>
         <w:pStyle w:val="Ttulo3"/>
       </w:pPr>
-      <w:bookmarkStart w:id="11" w:name="_Toc227748422"/>
+      <w:bookmarkStart w:id="10" w:name="_Toc227748422"/>
       <w:r>
         <w:t>Comparação dos Sistemas</w:t>
       </w:r>
-      <w:bookmarkEnd w:id="11"/>
+      <w:bookmarkEnd w:id="10"/>
     </w:p>
     <w:p>
       <w:r>
@@ -5792,22 +5926,35 @@
         <w:keepNext/>
         <w:jc w:val="center"/>
       </w:pPr>
-      <w:bookmarkStart w:id="12" w:name="_Toc227746394"/>
+      <w:bookmarkStart w:id="11" w:name="_Toc227746394"/>
       <w:r>
         <w:t xml:space="preserve">Tabela </w:t>
       </w:r>
-      <w:fldSimple w:instr=" SEQ Tabela \* ARABIC ">
-        <w:r>
-          <w:rPr>
-            <w:noProof/>
-          </w:rPr>
-          <w:t>4</w:t>
-        </w:r>
-      </w:fldSimple>
+      <w:r>
+        <w:fldChar w:fldCharType="begin"/>
+      </w:r>
+      <w:r>
+        <w:instrText xml:space="preserve"> SEQ Tabela \* ARABIC </w:instrText>
+      </w:r>
+      <w:r>
+        <w:fldChar w:fldCharType="separate"/>
+      </w:r>
+      <w:r>
+        <w:rPr>
+          <w:noProof/>
+        </w:rPr>
+        <w:t>4</w:t>
+      </w:r>
+      <w:r>
+        <w:rPr>
+          <w:noProof/>
+        </w:rPr>
+        <w:fldChar w:fldCharType="end"/>
+      </w:r>
       <w:r>
         <w:t xml:space="preserve"> – Resumo das características dos Sistemas concorrenciais</w:t>
       </w:r>
-      <w:bookmarkEnd w:id="12"/>
+      <w:bookmarkEnd w:id="11"/>
     </w:p>
     <w:tbl>
       <w:tblPr>
@@ -6322,11 +6469,11 @@
       <w:pPr>
         <w:pStyle w:val="Ttulo3"/>
       </w:pPr>
-      <w:bookmarkStart w:id="13" w:name="_Toc227748423"/>
+      <w:bookmarkStart w:id="12" w:name="_Toc227748423"/>
       <w:r>
         <w:t>Enquadramento da análise concorrencial no SI</w:t>
       </w:r>
-      <w:bookmarkEnd w:id="13"/>
+      <w:bookmarkEnd w:id="12"/>
     </w:p>
     <w:p>
       <w:pPr>
@@ -6462,7 +6609,7 @@
       <w:pPr>
         <w:pStyle w:val="Ttulo2"/>
       </w:pPr>
-      <w:bookmarkStart w:id="14" w:name="_Toc227748424"/>
+      <w:bookmarkStart w:id="13" w:name="_Toc227748424"/>
       <w:proofErr w:type="spellStart"/>
       <w:r>
         <w:t>Wireframes</w:t>
@@ -6475,7 +6622,7 @@
       <w:r>
         <w:t>Mockups</w:t>
       </w:r>
-      <w:bookmarkEnd w:id="14"/>
+      <w:bookmarkEnd w:id="13"/>
       <w:proofErr w:type="spellEnd"/>
     </w:p>
     <w:p>
@@ -6552,7 +6699,7 @@
                     <pic:cNvPicPr/>
                   </pic:nvPicPr>
                   <pic:blipFill>
-                    <a:blip r:embed="rId16"/>
+                    <a:blip r:embed="rId17"/>
                     <a:stretch>
                       <a:fillRect/>
                     </a:stretch>
@@ -6578,18 +6725,31 @@
         <w:pStyle w:val="Legenda"/>
         <w:jc w:val="center"/>
       </w:pPr>
-      <w:bookmarkStart w:id="15" w:name="_Toc227746380"/>
+      <w:bookmarkStart w:id="14" w:name="_Toc227746380"/>
       <w:r>
         <w:t xml:space="preserve">Figura </w:t>
       </w:r>
-      <w:fldSimple w:instr=" SEQ Figura \* ARABIC ">
-        <w:r>
-          <w:rPr>
-            <w:noProof/>
-          </w:rPr>
-          <w:t>1</w:t>
-        </w:r>
-      </w:fldSimple>
+      <w:r>
+        <w:fldChar w:fldCharType="begin"/>
+      </w:r>
+      <w:r>
+        <w:instrText xml:space="preserve"> SEQ Figura \* ARABIC </w:instrText>
+      </w:r>
+      <w:r>
+        <w:fldChar w:fldCharType="separate"/>
+      </w:r>
+      <w:r>
+        <w:rPr>
+          <w:noProof/>
+        </w:rPr>
+        <w:t>1</w:t>
+      </w:r>
+      <w:r>
+        <w:rPr>
+          <w:noProof/>
+        </w:rPr>
+        <w:fldChar w:fldCharType="end"/>
+      </w:r>
       <w:r>
         <w:t xml:space="preserve"> – </w:t>
       </w:r>
@@ -6657,21 +6817,21 @@
         </w:rPr>
         <w:t>)</w:t>
       </w:r>
-      <w:bookmarkEnd w:id="15"/>
+      <w:bookmarkEnd w:id="14"/>
     </w:p>
     <w:p/>
     <w:p>
       <w:pPr>
         <w:pStyle w:val="Ttulo2"/>
       </w:pPr>
-      <w:bookmarkStart w:id="16" w:name="_Toc102664379"/>
-      <w:bookmarkStart w:id="17" w:name="_Toc227748425"/>
+      <w:bookmarkStart w:id="15" w:name="_Toc102664379"/>
+      <w:bookmarkStart w:id="16" w:name="_Toc227748425"/>
       <w:r>
         <w:lastRenderedPageBreak/>
         <w:t>Diagrama de Classes</w:t>
       </w:r>
+      <w:bookmarkEnd w:id="15"/>
       <w:bookmarkEnd w:id="16"/>
-      <w:bookmarkEnd w:id="17"/>
     </w:p>
     <w:p>
       <w:r>
@@ -6718,7 +6878,7 @@
                     <pic:cNvPicPr/>
                   </pic:nvPicPr>
                   <pic:blipFill>
-                    <a:blip r:embed="rId17">
+                    <a:blip r:embed="rId18">
                       <a:extLst>
                         <a:ext uri="{28A0092B-C50C-407E-A947-70E740481C1C}">
                           <a14:useLocalDpi xmlns:a14="http://schemas.microsoft.com/office/drawing/2010/main" val="0"/>
@@ -6750,19 +6910,32 @@
         <w:pStyle w:val="Legenda"/>
         <w:jc w:val="center"/>
       </w:pPr>
-      <w:bookmarkStart w:id="18" w:name="_Toc70951687"/>
-      <w:bookmarkStart w:id="19" w:name="_Toc227746381"/>
+      <w:bookmarkStart w:id="17" w:name="_Toc70951687"/>
+      <w:bookmarkStart w:id="18" w:name="_Toc227746381"/>
       <w:r>
         <w:t xml:space="preserve">Figura </w:t>
       </w:r>
-      <w:fldSimple w:instr=" SEQ Figura \* ARABIC ">
-        <w:r>
-          <w:rPr>
-            <w:noProof/>
-          </w:rPr>
-          <w:t>2</w:t>
-        </w:r>
-      </w:fldSimple>
+      <w:r>
+        <w:fldChar w:fldCharType="begin"/>
+      </w:r>
+      <w:r>
+        <w:instrText xml:space="preserve"> SEQ Figura \* ARABIC </w:instrText>
+      </w:r>
+      <w:r>
+        <w:fldChar w:fldCharType="separate"/>
+      </w:r>
+      <w:r>
+        <w:rPr>
+          <w:noProof/>
+        </w:rPr>
+        <w:t>2</w:t>
+      </w:r>
+      <w:r>
+        <w:rPr>
+          <w:noProof/>
+        </w:rPr>
+        <w:fldChar w:fldCharType="end"/>
+      </w:r>
       <w:r>
         <w:t xml:space="preserve"> – Diagrama de classes </w:t>
       </w:r>
@@ -6772,21 +6945,21 @@
         </w:rPr>
         <w:t>do....</w:t>
       </w:r>
+      <w:bookmarkEnd w:id="17"/>
       <w:bookmarkEnd w:id="18"/>
-      <w:bookmarkEnd w:id="19"/>
     </w:p>
     <w:p/>
     <w:p>
       <w:pPr>
         <w:pStyle w:val="Ttulo1"/>
       </w:pPr>
-      <w:bookmarkStart w:id="20" w:name="_Toc227748426"/>
+      <w:bookmarkStart w:id="19" w:name="_Toc227748426"/>
       <w:proofErr w:type="spellStart"/>
       <w:r>
         <w:lastRenderedPageBreak/>
         <w:t>Scrum</w:t>
       </w:r>
-      <w:bookmarkEnd w:id="20"/>
+      <w:bookmarkEnd w:id="19"/>
       <w:proofErr w:type="spellEnd"/>
     </w:p>
     <w:p>
@@ -6802,7 +6975,7 @@
       <w:pPr>
         <w:pStyle w:val="Ttulo2"/>
       </w:pPr>
-      <w:bookmarkStart w:id="21" w:name="_Toc227748427"/>
+      <w:bookmarkStart w:id="20" w:name="_Toc227748427"/>
       <w:r>
         <w:t xml:space="preserve">Aplicação do </w:t>
       </w:r>
@@ -6814,7 +6987,7 @@
       <w:r>
         <w:t xml:space="preserve"> ao Projeto</w:t>
       </w:r>
-      <w:bookmarkEnd w:id="21"/>
+      <w:bookmarkEnd w:id="20"/>
     </w:p>
     <w:p>
       <w:pPr>
@@ -7106,7 +7279,7 @@
       <w:pPr>
         <w:pStyle w:val="Ttulo2"/>
       </w:pPr>
-      <w:bookmarkStart w:id="22" w:name="_Toc227748428"/>
+      <w:bookmarkStart w:id="21" w:name="_Toc227748428"/>
       <w:proofErr w:type="spellStart"/>
       <w:r>
         <w:t>Stakeholders</w:t>
@@ -7123,7 +7296,7 @@
       <w:r>
         <w:t xml:space="preserve"> Team</w:t>
       </w:r>
-      <w:bookmarkEnd w:id="22"/>
+      <w:bookmarkEnd w:id="21"/>
     </w:p>
     <w:p>
       <w:r>
@@ -7168,18 +7341,31 @@
         <w:keepNext/>
         <w:jc w:val="center"/>
       </w:pPr>
-      <w:bookmarkStart w:id="23" w:name="_Toc227746395"/>
+      <w:bookmarkStart w:id="22" w:name="_Toc227746395"/>
       <w:r>
         <w:t xml:space="preserve">Tabela </w:t>
       </w:r>
-      <w:fldSimple w:instr=" SEQ Tabela \* ARABIC ">
-        <w:r>
-          <w:rPr>
-            <w:noProof/>
-          </w:rPr>
-          <w:t>5</w:t>
-        </w:r>
-      </w:fldSimple>
+      <w:r>
+        <w:fldChar w:fldCharType="begin"/>
+      </w:r>
+      <w:r>
+        <w:instrText xml:space="preserve"> SEQ Tabela \* ARABIC </w:instrText>
+      </w:r>
+      <w:r>
+        <w:fldChar w:fldCharType="separate"/>
+      </w:r>
+      <w:r>
+        <w:rPr>
+          <w:noProof/>
+        </w:rPr>
+        <w:t>5</w:t>
+      </w:r>
+      <w:r>
+        <w:rPr>
+          <w:noProof/>
+        </w:rPr>
+        <w:fldChar w:fldCharType="end"/>
+      </w:r>
       <w:r>
         <w:t xml:space="preserve"> – Identificação e funções dos </w:t>
       </w:r>
@@ -7199,7 +7385,7 @@
       <w:r>
         <w:t xml:space="preserve"> Team</w:t>
       </w:r>
-      <w:bookmarkEnd w:id="23"/>
+      <w:bookmarkEnd w:id="22"/>
     </w:p>
     <w:tbl>
       <w:tblPr>
@@ -7516,15 +7702,20 @@
       <w:pPr>
         <w:pStyle w:val="Ttulo2"/>
       </w:pPr>
-      <w:bookmarkStart w:id="24" w:name="_Toc227748429"/>
-      <w:r>
-        <w:t xml:space="preserve">User </w:t>
-      </w:r>
+      <w:bookmarkStart w:id="23" w:name="_Toc227748429"/>
       <w:proofErr w:type="spellStart"/>
       <w:r>
+        <w:t>User</w:t>
+      </w:r>
+      <w:proofErr w:type="spellEnd"/>
+      <w:r>
+        <w:t xml:space="preserve"> </w:t>
+      </w:r>
+      <w:proofErr w:type="spellStart"/>
+      <w:r>
         <w:t>Stories</w:t>
       </w:r>
-      <w:bookmarkEnd w:id="24"/>
+      <w:bookmarkEnd w:id="23"/>
       <w:proofErr w:type="spellEnd"/>
     </w:p>
     <w:p>
@@ -7538,7 +7729,21 @@
         <w:rPr>
           <w:highlight w:val="yellow"/>
         </w:rPr>
-        <w:t xml:space="preserve">especificados os requisitos funcionais do ponto de vista do utilizador sob forma de User </w:t>
+        <w:t xml:space="preserve">especificados os requisitos funcionais do ponto de vista do utilizador sob forma de </w:t>
+      </w:r>
+      <w:proofErr w:type="spellStart"/>
+      <w:r>
+        <w:rPr>
+          <w:highlight w:val="yellow"/>
+        </w:rPr>
+        <w:t>User</w:t>
+      </w:r>
+      <w:proofErr w:type="spellEnd"/>
+      <w:r>
+        <w:rPr>
+          <w:highlight w:val="yellow"/>
+        </w:rPr>
+        <w:t xml:space="preserve"> </w:t>
       </w:r>
       <w:proofErr w:type="spellStart"/>
       <w:r>
@@ -8576,11 +8781,11 @@
       <w:pPr>
         <w:pStyle w:val="Ttulo2"/>
       </w:pPr>
-      <w:bookmarkStart w:id="25" w:name="_Toc227748430"/>
+      <w:bookmarkStart w:id="24" w:name="_Toc227748430"/>
       <w:r>
         <w:t>Execução do projeto</w:t>
       </w:r>
-      <w:bookmarkEnd w:id="25"/>
+      <w:bookmarkEnd w:id="24"/>
     </w:p>
     <w:p>
       <w:pPr>
@@ -8864,7 +9069,21 @@
         <w:rPr>
           <w:highlight w:val="yellow"/>
         </w:rPr>
-        <w:t xml:space="preserve"> ou Bug. User </w:t>
+        <w:t xml:space="preserve"> ou Bug. </w:t>
+      </w:r>
+      <w:proofErr w:type="spellStart"/>
+      <w:r>
+        <w:rPr>
+          <w:highlight w:val="yellow"/>
+        </w:rPr>
+        <w:t>User</w:t>
+      </w:r>
+      <w:proofErr w:type="spellEnd"/>
+      <w:r>
+        <w:rPr>
+          <w:highlight w:val="yellow"/>
+        </w:rPr>
+        <w:t xml:space="preserve"> </w:t>
       </w:r>
       <w:proofErr w:type="spellStart"/>
       <w:r>
@@ -8954,7 +9173,7 @@
       <w:pPr>
         <w:pStyle w:val="Ttulo3"/>
       </w:pPr>
-      <w:bookmarkStart w:id="26" w:name="_Toc227748431"/>
+      <w:bookmarkStart w:id="25" w:name="_Toc227748431"/>
       <w:r>
         <w:t>Sprint 1 (</w:t>
       </w:r>
@@ -8985,7 +9204,7 @@
       <w:r>
         <w:t>)</w:t>
       </w:r>
-      <w:bookmarkEnd w:id="26"/>
+      <w:bookmarkEnd w:id="25"/>
     </w:p>
     <w:p>
       <w:r>
@@ -9190,7 +9409,7 @@
                           <pic:cNvPicPr/>
                         </pic:nvPicPr>
                         <pic:blipFill>
-                          <a:blip r:embed="rId18"/>
+                          <a:blip r:embed="rId19"/>
                           <a:stretch>
                             <a:fillRect/>
                           </a:stretch>
@@ -10437,7 +10656,7 @@
                           <pic:cNvPicPr/>
                         </pic:nvPicPr>
                         <pic:blipFill>
-                          <a:blip r:embed="rId19"/>
+                          <a:blip r:embed="rId20"/>
                           <a:stretch>
                             <a:fillRect/>
                           </a:stretch>
@@ -10468,7 +10687,7 @@
       <w:pPr>
         <w:pStyle w:val="Ttulo3"/>
       </w:pPr>
-      <w:bookmarkStart w:id="27" w:name="_Toc227748432"/>
+      <w:bookmarkStart w:id="26" w:name="_Toc227748432"/>
       <w:r>
         <w:t>Sprint 2 (</w:t>
       </w:r>
@@ -10499,7 +10718,7 @@
       <w:r>
         <w:t>)</w:t>
       </w:r>
-      <w:bookmarkEnd w:id="27"/>
+      <w:bookmarkEnd w:id="26"/>
     </w:p>
     <w:p>
       <w:r>
@@ -11933,7 +12152,7 @@
       <w:pPr>
         <w:pStyle w:val="Ttulo3"/>
       </w:pPr>
-      <w:bookmarkStart w:id="28" w:name="_Toc227748433"/>
+      <w:bookmarkStart w:id="27" w:name="_Toc227748433"/>
       <w:r>
         <w:t>Sprint 3 (</w:t>
       </w:r>
@@ -11964,7 +12183,7 @@
       <w:r>
         <w:t>)</w:t>
       </w:r>
-      <w:bookmarkEnd w:id="28"/>
+      <w:bookmarkEnd w:id="27"/>
     </w:p>
     <w:p>
       <w:r>
@@ -13393,7 +13612,7 @@
       <w:pPr>
         <w:pStyle w:val="Ttulo2"/>
       </w:pPr>
-      <w:bookmarkStart w:id="29" w:name="_Toc227748434"/>
+      <w:bookmarkStart w:id="28" w:name="_Toc227748434"/>
       <w:proofErr w:type="spellStart"/>
       <w:r>
         <w:rPr>
@@ -13422,7 +13641,7 @@
       <w:r>
         <w:t xml:space="preserve"> do Projeto</w:t>
       </w:r>
-      <w:bookmarkEnd w:id="29"/>
+      <w:bookmarkEnd w:id="28"/>
     </w:p>
     <w:p>
       <w:r>
@@ -14120,7 +14339,7 @@
       <w:pPr>
         <w:pStyle w:val="Ttulo1"/>
       </w:pPr>
-      <w:bookmarkStart w:id="30" w:name="_Toc227748435"/>
+      <w:bookmarkStart w:id="29" w:name="_Toc227748435"/>
       <w:r>
         <w:lastRenderedPageBreak/>
         <w:t>Conclus</w:t>
@@ -14128,7 +14347,7 @@
       <w:r>
         <w:t>ão</w:t>
       </w:r>
-      <w:bookmarkEnd w:id="30"/>
+      <w:bookmarkEnd w:id="29"/>
     </w:p>
     <w:p>
       <w:pPr>
@@ -14152,13 +14371,11 @@
         </w:numPr>
         <w:rPr>
           <w:highlight w:val="yellow"/>
-          <w:lang/>
-        </w:rPr>
-      </w:pPr>
-      <w:r>
-        <w:rPr>
-          <w:highlight w:val="yellow"/>
-          <w:lang/>
+        </w:rPr>
+      </w:pPr>
+      <w:r>
+        <w:rPr>
+          <w:highlight w:val="yellow"/>
         </w:rPr>
         <w:t>Resumo do estado final do software</w:t>
       </w:r>
@@ -14172,13 +14389,11 @@
         </w:numPr>
         <w:rPr>
           <w:highlight w:val="yellow"/>
-          <w:lang/>
-        </w:rPr>
-      </w:pPr>
-      <w:r>
-        <w:rPr>
-          <w:highlight w:val="yellow"/>
-          <w:lang/>
+        </w:rPr>
+      </w:pPr>
+      <w:r>
+        <w:rPr>
+          <w:highlight w:val="yellow"/>
         </w:rPr>
         <w:t>Conformidade com os requisitos definidos</w:t>
       </w:r>
@@ -14192,13 +14407,11 @@
         </w:numPr>
         <w:rPr>
           <w:highlight w:val="yellow"/>
-          <w:lang/>
-        </w:rPr>
-      </w:pPr>
-      <w:r>
-        <w:rPr>
-          <w:highlight w:val="yellow"/>
-          <w:lang/>
+        </w:rPr>
+      </w:pPr>
+      <w:r>
+        <w:rPr>
+          <w:highlight w:val="yellow"/>
         </w:rPr>
         <w:t>Estado do backlog (funcionalidades pendentes ou descartadas)</w:t>
       </w:r>
@@ -14212,13 +14425,11 @@
         </w:numPr>
         <w:rPr>
           <w:highlight w:val="yellow"/>
-          <w:lang/>
-        </w:rPr>
-      </w:pPr>
-      <w:r>
-        <w:rPr>
-          <w:highlight w:val="yellow"/>
-          <w:lang/>
+        </w:rPr>
+      </w:pPr>
+      <w:r>
+        <w:rPr>
+          <w:highlight w:val="yellow"/>
         </w:rPr>
         <w:t>Riscos identificados durante o desenvolvimento</w:t>
       </w:r>
@@ -14232,13 +14443,11 @@
         </w:numPr>
         <w:rPr>
           <w:highlight w:val="yellow"/>
-          <w:lang/>
-        </w:rPr>
-      </w:pPr>
-      <w:r>
-        <w:rPr>
-          <w:highlight w:val="yellow"/>
-          <w:lang/>
+        </w:rPr>
+      </w:pPr>
+      <w:r>
+        <w:rPr>
+          <w:highlight w:val="yellow"/>
         </w:rPr>
         <w:t>Medidas de mitigação</w:t>
       </w:r>
@@ -14252,13 +14461,11 @@
         </w:numPr>
         <w:rPr>
           <w:highlight w:val="yellow"/>
-          <w:lang/>
-        </w:rPr>
-      </w:pPr>
-      <w:r>
-        <w:rPr>
-          <w:highlight w:val="yellow"/>
-          <w:lang/>
+        </w:rPr>
+      </w:pPr>
+      <w:r>
+        <w:rPr>
+          <w:highlight w:val="yellow"/>
         </w:rPr>
         <w:t>Problemas ocorridos e resolução</w:t>
       </w:r>
@@ -14272,13 +14479,11 @@
         </w:numPr>
         <w:rPr>
           <w:highlight w:val="yellow"/>
-          <w:lang/>
-        </w:rPr>
-      </w:pPr>
-      <w:r>
-        <w:rPr>
-          <w:highlight w:val="yellow"/>
-          <w:lang/>
+        </w:rPr>
+      </w:pPr>
+      <w:r>
+        <w:rPr>
+          <w:highlight w:val="yellow"/>
         </w:rPr>
         <w:t>Propostas para continuidade ou manutenção do projeto</w:t>
       </w:r>
@@ -14463,8 +14668,8 @@
     </w:p>
     <w:p/>
     <w:sectPr>
-      <w:headerReference w:type="default" r:id="rId20"/>
-      <w:footerReference w:type="default" r:id="rId21"/>
+      <w:headerReference w:type="default" r:id="rId21"/>
+      <w:footerReference w:type="default" r:id="rId22"/>
       <w:pgSz w:w="11906" w:h="16838"/>
       <w:pgMar w:top="1134" w:right="1134" w:bottom="1418" w:left="1134" w:header="709" w:footer="692" w:gutter="0"/>
       <w:cols w:space="708"/>
@@ -15381,6 +15586,155 @@
     </w:lvl>
   </w:abstractNum>
   <w:abstractNum w:abstractNumId="6" w15:restartNumberingAfterBreak="0">
+    <w:nsid w:val="268508E1"/>
+    <w:multiLevelType w:val="multilevel"/>
+    <w:tmpl w:val="C3402102"/>
+    <w:lvl w:ilvl="0">
+      <w:start w:val="1"/>
+      <w:numFmt w:val="bullet"/>
+      <w:lvlText w:val=""/>
+      <w:lvlJc w:val="left"/>
+      <w:pPr>
+        <w:tabs>
+          <w:tab w:val="num" w:pos="720"/>
+        </w:tabs>
+        <w:ind w:left="720" w:hanging="360"/>
+      </w:pPr>
+      <w:rPr>
+        <w:rFonts w:ascii="Symbol" w:hAnsi="Symbol" w:hint="default"/>
+        <w:sz w:val="20"/>
+      </w:rPr>
+    </w:lvl>
+    <w:lvl w:ilvl="1" w:tentative="1">
+      <w:start w:val="1"/>
+      <w:numFmt w:val="bullet"/>
+      <w:lvlText w:val="o"/>
+      <w:lvlJc w:val="left"/>
+      <w:pPr>
+        <w:tabs>
+          <w:tab w:val="num" w:pos="1440"/>
+        </w:tabs>
+        <w:ind w:left="1440" w:hanging="360"/>
+      </w:pPr>
+      <w:rPr>
+        <w:rFonts w:ascii="Courier New" w:hAnsi="Courier New" w:hint="default"/>
+        <w:sz w:val="20"/>
+      </w:rPr>
+    </w:lvl>
+    <w:lvl w:ilvl="2" w:tentative="1">
+      <w:start w:val="1"/>
+      <w:numFmt w:val="bullet"/>
+      <w:lvlText w:val=""/>
+      <w:lvlJc w:val="left"/>
+      <w:pPr>
+        <w:tabs>
+          <w:tab w:val="num" w:pos="2160"/>
+        </w:tabs>
+        <w:ind w:left="2160" w:hanging="360"/>
+      </w:pPr>
+      <w:rPr>
+        <w:rFonts w:ascii="Wingdings" w:hAnsi="Wingdings" w:hint="default"/>
+        <w:sz w:val="20"/>
+      </w:rPr>
+    </w:lvl>
+    <w:lvl w:ilvl="3" w:tentative="1">
+      <w:start w:val="1"/>
+      <w:numFmt w:val="bullet"/>
+      <w:lvlText w:val=""/>
+      <w:lvlJc w:val="left"/>
+      <w:pPr>
+        <w:tabs>
+          <w:tab w:val="num" w:pos="2880"/>
+        </w:tabs>
+        <w:ind w:left="2880" w:hanging="360"/>
+      </w:pPr>
+      <w:rPr>
+        <w:rFonts w:ascii="Wingdings" w:hAnsi="Wingdings" w:hint="default"/>
+        <w:sz w:val="20"/>
+      </w:rPr>
+    </w:lvl>
+    <w:lvl w:ilvl="4" w:tentative="1">
+      <w:start w:val="1"/>
+      <w:numFmt w:val="bullet"/>
+      <w:lvlText w:val=""/>
+      <w:lvlJc w:val="left"/>
+      <w:pPr>
+        <w:tabs>
+          <w:tab w:val="num" w:pos="3600"/>
+        </w:tabs>
+        <w:ind w:left="3600" w:hanging="360"/>
+      </w:pPr>
+      <w:rPr>
+        <w:rFonts w:ascii="Wingdings" w:hAnsi="Wingdings" w:hint="default"/>
+        <w:sz w:val="20"/>
+      </w:rPr>
+    </w:lvl>
+    <w:lvl w:ilvl="5" w:tentative="1">
+      <w:start w:val="1"/>
+      <w:numFmt w:val="bullet"/>
+      <w:lvlText w:val=""/>
+      <w:lvlJc w:val="left"/>
+      <w:pPr>
+        <w:tabs>
+          <w:tab w:val="num" w:pos="4320"/>
+        </w:tabs>
+        <w:ind w:left="4320" w:hanging="360"/>
+      </w:pPr>
+      <w:rPr>
+        <w:rFonts w:ascii="Wingdings" w:hAnsi="Wingdings" w:hint="default"/>
+        <w:sz w:val="20"/>
+      </w:rPr>
+    </w:lvl>
+    <w:lvl w:ilvl="6" w:tentative="1">
+      <w:start w:val="1"/>
+      <w:numFmt w:val="bullet"/>
+      <w:lvlText w:val=""/>
+      <w:lvlJc w:val="left"/>
+      <w:pPr>
+        <w:tabs>
+          <w:tab w:val="num" w:pos="5040"/>
+        </w:tabs>
+        <w:ind w:left="5040" w:hanging="360"/>
+      </w:pPr>
+      <w:rPr>
+        <w:rFonts w:ascii="Wingdings" w:hAnsi="Wingdings" w:hint="default"/>
+        <w:sz w:val="20"/>
+      </w:rPr>
+    </w:lvl>
+    <w:lvl w:ilvl="7" w:tentative="1">
+      <w:start w:val="1"/>
+      <w:numFmt w:val="bullet"/>
+      <w:lvlText w:val=""/>
+      <w:lvlJc w:val="left"/>
+      <w:pPr>
+        <w:tabs>
+          <w:tab w:val="num" w:pos="5760"/>
+        </w:tabs>
+        <w:ind w:left="5760" w:hanging="360"/>
+      </w:pPr>
+      <w:rPr>
+        <w:rFonts w:ascii="Wingdings" w:hAnsi="Wingdings" w:hint="default"/>
+        <w:sz w:val="20"/>
+      </w:rPr>
+    </w:lvl>
+    <w:lvl w:ilvl="8" w:tentative="1">
+      <w:start w:val="1"/>
+      <w:numFmt w:val="bullet"/>
+      <w:lvlText w:val=""/>
+      <w:lvlJc w:val="left"/>
+      <w:pPr>
+        <w:tabs>
+          <w:tab w:val="num" w:pos="6480"/>
+        </w:tabs>
+        <w:ind w:left="6480" w:hanging="360"/>
+      </w:pPr>
+      <w:rPr>
+        <w:rFonts w:ascii="Wingdings" w:hAnsi="Wingdings" w:hint="default"/>
+        <w:sz w:val="20"/>
+      </w:rPr>
+    </w:lvl>
+  </w:abstractNum>
+  <w:abstractNum w:abstractNumId="7" w15:restartNumberingAfterBreak="0">
     <w:nsid w:val="26926937"/>
     <w:multiLevelType w:val="hybridMultilevel"/>
     <w:tmpl w:val="73AAB580"/>
@@ -15493,7 +15847,7 @@
       </w:rPr>
     </w:lvl>
   </w:abstractNum>
-  <w:abstractNum w:abstractNumId="7" w15:restartNumberingAfterBreak="0">
+  <w:abstractNum w:abstractNumId="8" w15:restartNumberingAfterBreak="0">
     <w:nsid w:val="2CA167CF"/>
     <w:multiLevelType w:val="hybridMultilevel"/>
     <w:tmpl w:val="95C2C98A"/>
@@ -15582,7 +15936,7 @@
       </w:pPr>
     </w:lvl>
   </w:abstractNum>
-  <w:abstractNum w:abstractNumId="8" w15:restartNumberingAfterBreak="0">
+  <w:abstractNum w:abstractNumId="9" w15:restartNumberingAfterBreak="0">
     <w:nsid w:val="2CDD5DDE"/>
     <w:multiLevelType w:val="hybridMultilevel"/>
     <w:tmpl w:val="D27C5AB2"/>
@@ -15671,7 +16025,7 @@
       </w:pPr>
     </w:lvl>
   </w:abstractNum>
-  <w:abstractNum w:abstractNumId="9" w15:restartNumberingAfterBreak="0">
+  <w:abstractNum w:abstractNumId="10" w15:restartNumberingAfterBreak="0">
     <w:nsid w:val="2DB951C3"/>
     <w:multiLevelType w:val="hybridMultilevel"/>
     <w:tmpl w:val="F2006FAA"/>
@@ -15760,7 +16114,7 @@
       </w:pPr>
     </w:lvl>
   </w:abstractNum>
-  <w:abstractNum w:abstractNumId="10" w15:restartNumberingAfterBreak="0">
+  <w:abstractNum w:abstractNumId="11" w15:restartNumberingAfterBreak="0">
     <w:nsid w:val="2FC009C9"/>
     <w:multiLevelType w:val="hybridMultilevel"/>
     <w:tmpl w:val="4A70404A"/>
@@ -15873,7 +16227,7 @@
       </w:rPr>
     </w:lvl>
   </w:abstractNum>
-  <w:abstractNum w:abstractNumId="11" w15:restartNumberingAfterBreak="0">
+  <w:abstractNum w:abstractNumId="12" w15:restartNumberingAfterBreak="0">
     <w:nsid w:val="35250DC6"/>
     <w:multiLevelType w:val="hybridMultilevel"/>
     <w:tmpl w:val="1B2E197C"/>
@@ -15986,7 +16340,120 @@
       </w:rPr>
     </w:lvl>
   </w:abstractNum>
-  <w:abstractNum w:abstractNumId="12" w15:restartNumberingAfterBreak="0">
+  <w:abstractNum w:abstractNumId="13" w15:restartNumberingAfterBreak="0">
+    <w:nsid w:val="358156C7"/>
+    <w:multiLevelType w:val="hybridMultilevel"/>
+    <w:tmpl w:val="962EC7C0"/>
+    <w:lvl w:ilvl="0" w:tplc="08160003">
+      <w:start w:val="1"/>
+      <w:numFmt w:val="bullet"/>
+      <w:lvlText w:val="o"/>
+      <w:lvlJc w:val="left"/>
+      <w:pPr>
+        <w:ind w:left="1440" w:hanging="360"/>
+      </w:pPr>
+      <w:rPr>
+        <w:rFonts w:ascii="Courier New" w:hAnsi="Courier New" w:cs="Courier New" w:hint="default"/>
+      </w:rPr>
+    </w:lvl>
+    <w:lvl w:ilvl="1" w:tplc="08160003" w:tentative="1">
+      <w:start w:val="1"/>
+      <w:numFmt w:val="bullet"/>
+      <w:lvlText w:val="o"/>
+      <w:lvlJc w:val="left"/>
+      <w:pPr>
+        <w:ind w:left="2160" w:hanging="360"/>
+      </w:pPr>
+      <w:rPr>
+        <w:rFonts w:ascii="Courier New" w:hAnsi="Courier New" w:cs="Courier New" w:hint="default"/>
+      </w:rPr>
+    </w:lvl>
+    <w:lvl w:ilvl="2" w:tplc="08160005" w:tentative="1">
+      <w:start w:val="1"/>
+      <w:numFmt w:val="bullet"/>
+      <w:lvlText w:val=""/>
+      <w:lvlJc w:val="left"/>
+      <w:pPr>
+        <w:ind w:left="2880" w:hanging="360"/>
+      </w:pPr>
+      <w:rPr>
+        <w:rFonts w:ascii="Wingdings" w:hAnsi="Wingdings" w:hint="default"/>
+      </w:rPr>
+    </w:lvl>
+    <w:lvl w:ilvl="3" w:tplc="08160001" w:tentative="1">
+      <w:start w:val="1"/>
+      <w:numFmt w:val="bullet"/>
+      <w:lvlText w:val=""/>
+      <w:lvlJc w:val="left"/>
+      <w:pPr>
+        <w:ind w:left="3600" w:hanging="360"/>
+      </w:pPr>
+      <w:rPr>
+        <w:rFonts w:ascii="Symbol" w:hAnsi="Symbol" w:hint="default"/>
+      </w:rPr>
+    </w:lvl>
+    <w:lvl w:ilvl="4" w:tplc="08160003" w:tentative="1">
+      <w:start w:val="1"/>
+      <w:numFmt w:val="bullet"/>
+      <w:lvlText w:val="o"/>
+      <w:lvlJc w:val="left"/>
+      <w:pPr>
+        <w:ind w:left="4320" w:hanging="360"/>
+      </w:pPr>
+      <w:rPr>
+        <w:rFonts w:ascii="Courier New" w:hAnsi="Courier New" w:cs="Courier New" w:hint="default"/>
+      </w:rPr>
+    </w:lvl>
+    <w:lvl w:ilvl="5" w:tplc="08160005" w:tentative="1">
+      <w:start w:val="1"/>
+      <w:numFmt w:val="bullet"/>
+      <w:lvlText w:val=""/>
+      <w:lvlJc w:val="left"/>
+      <w:pPr>
+        <w:ind w:left="5040" w:hanging="360"/>
+      </w:pPr>
+      <w:rPr>
+        <w:rFonts w:ascii="Wingdings" w:hAnsi="Wingdings" w:hint="default"/>
+      </w:rPr>
+    </w:lvl>
+    <w:lvl w:ilvl="6" w:tplc="08160001" w:tentative="1">
+      <w:start w:val="1"/>
+      <w:numFmt w:val="bullet"/>
+      <w:lvlText w:val=""/>
+      <w:lvlJc w:val="left"/>
+      <w:pPr>
+        <w:ind w:left="5760" w:hanging="360"/>
+      </w:pPr>
+      <w:rPr>
+        <w:rFonts w:ascii="Symbol" w:hAnsi="Symbol" w:hint="default"/>
+      </w:rPr>
+    </w:lvl>
+    <w:lvl w:ilvl="7" w:tplc="08160003" w:tentative="1">
+      <w:start w:val="1"/>
+      <w:numFmt w:val="bullet"/>
+      <w:lvlText w:val="o"/>
+      <w:lvlJc w:val="left"/>
+      <w:pPr>
+        <w:ind w:left="6480" w:hanging="360"/>
+      </w:pPr>
+      <w:rPr>
+        <w:rFonts w:ascii="Courier New" w:hAnsi="Courier New" w:cs="Courier New" w:hint="default"/>
+      </w:rPr>
+    </w:lvl>
+    <w:lvl w:ilvl="8" w:tplc="08160005" w:tentative="1">
+      <w:start w:val="1"/>
+      <w:numFmt w:val="bullet"/>
+      <w:lvlText w:val=""/>
+      <w:lvlJc w:val="left"/>
+      <w:pPr>
+        <w:ind w:left="7200" w:hanging="360"/>
+      </w:pPr>
+      <w:rPr>
+        <w:rFonts w:ascii="Wingdings" w:hAnsi="Wingdings" w:hint="default"/>
+      </w:rPr>
+    </w:lvl>
+  </w:abstractNum>
+  <w:abstractNum w:abstractNumId="14" w15:restartNumberingAfterBreak="0">
     <w:nsid w:val="3D7F006E"/>
     <w:multiLevelType w:val="hybridMultilevel"/>
     <w:tmpl w:val="32DC94D4"/>
@@ -16075,7 +16542,120 @@
       </w:pPr>
     </w:lvl>
   </w:abstractNum>
-  <w:abstractNum w:abstractNumId="13" w15:restartNumberingAfterBreak="0">
+  <w:abstractNum w:abstractNumId="15" w15:restartNumberingAfterBreak="0">
+    <w:nsid w:val="3EFB5A2A"/>
+    <w:multiLevelType w:val="hybridMultilevel"/>
+    <w:tmpl w:val="C6FAFDD4"/>
+    <w:lvl w:ilvl="0" w:tplc="08160003">
+      <w:start w:val="1"/>
+      <w:numFmt w:val="bullet"/>
+      <w:lvlText w:val="o"/>
+      <w:lvlJc w:val="left"/>
+      <w:pPr>
+        <w:ind w:left="720" w:hanging="360"/>
+      </w:pPr>
+      <w:rPr>
+        <w:rFonts w:ascii="Courier New" w:hAnsi="Courier New" w:cs="Courier New" w:hint="default"/>
+      </w:rPr>
+    </w:lvl>
+    <w:lvl w:ilvl="1" w:tplc="08160003" w:tentative="1">
+      <w:start w:val="1"/>
+      <w:numFmt w:val="bullet"/>
+      <w:lvlText w:val="o"/>
+      <w:lvlJc w:val="left"/>
+      <w:pPr>
+        <w:ind w:left="1440" w:hanging="360"/>
+      </w:pPr>
+      <w:rPr>
+        <w:rFonts w:ascii="Courier New" w:hAnsi="Courier New" w:cs="Courier New" w:hint="default"/>
+      </w:rPr>
+    </w:lvl>
+    <w:lvl w:ilvl="2" w:tplc="08160005" w:tentative="1">
+      <w:start w:val="1"/>
+      <w:numFmt w:val="bullet"/>
+      <w:lvlText w:val=""/>
+      <w:lvlJc w:val="left"/>
+      <w:pPr>
+        <w:ind w:left="2160" w:hanging="360"/>
+      </w:pPr>
+      <w:rPr>
+        <w:rFonts w:ascii="Wingdings" w:hAnsi="Wingdings" w:hint="default"/>
+      </w:rPr>
+    </w:lvl>
+    <w:lvl w:ilvl="3" w:tplc="08160001" w:tentative="1">
+      <w:start w:val="1"/>
+      <w:numFmt w:val="bullet"/>
+      <w:lvlText w:val=""/>
+      <w:lvlJc w:val="left"/>
+      <w:pPr>
+        <w:ind w:left="2880" w:hanging="360"/>
+      </w:pPr>
+      <w:rPr>
+        <w:rFonts w:ascii="Symbol" w:hAnsi="Symbol" w:hint="default"/>
+      </w:rPr>
+    </w:lvl>
+    <w:lvl w:ilvl="4" w:tplc="08160003" w:tentative="1">
+      <w:start w:val="1"/>
+      <w:numFmt w:val="bullet"/>
+      <w:lvlText w:val="o"/>
+      <w:lvlJc w:val="left"/>
+      <w:pPr>
+        <w:ind w:left="3600" w:hanging="360"/>
+      </w:pPr>
+      <w:rPr>
+        <w:rFonts w:ascii="Courier New" w:hAnsi="Courier New" w:cs="Courier New" w:hint="default"/>
+      </w:rPr>
+    </w:lvl>
+    <w:lvl w:ilvl="5" w:tplc="08160005" w:tentative="1">
+      <w:start w:val="1"/>
+      <w:numFmt w:val="bullet"/>
+      <w:lvlText w:val=""/>
+      <w:lvlJc w:val="left"/>
+      <w:pPr>
+        <w:ind w:left="4320" w:hanging="360"/>
+      </w:pPr>
+      <w:rPr>
+        <w:rFonts w:ascii="Wingdings" w:hAnsi="Wingdings" w:hint="default"/>
+      </w:rPr>
+    </w:lvl>
+    <w:lvl w:ilvl="6" w:tplc="08160001" w:tentative="1">
+      <w:start w:val="1"/>
+      <w:numFmt w:val="bullet"/>
+      <w:lvlText w:val=""/>
+      <w:lvlJc w:val="left"/>
+      <w:pPr>
+        <w:ind w:left="5040" w:hanging="360"/>
+      </w:pPr>
+      <w:rPr>
+        <w:rFonts w:ascii="Symbol" w:hAnsi="Symbol" w:hint="default"/>
+      </w:rPr>
+    </w:lvl>
+    <w:lvl w:ilvl="7" w:tplc="08160003" w:tentative="1">
+      <w:start w:val="1"/>
+      <w:numFmt w:val="bullet"/>
+      <w:lvlText w:val="o"/>
+      <w:lvlJc w:val="left"/>
+      <w:pPr>
+        <w:ind w:left="5760" w:hanging="360"/>
+      </w:pPr>
+      <w:rPr>
+        <w:rFonts w:ascii="Courier New" w:hAnsi="Courier New" w:cs="Courier New" w:hint="default"/>
+      </w:rPr>
+    </w:lvl>
+    <w:lvl w:ilvl="8" w:tplc="08160005" w:tentative="1">
+      <w:start w:val="1"/>
+      <w:numFmt w:val="bullet"/>
+      <w:lvlText w:val=""/>
+      <w:lvlJc w:val="left"/>
+      <w:pPr>
+        <w:ind w:left="6480" w:hanging="360"/>
+      </w:pPr>
+      <w:rPr>
+        <w:rFonts w:ascii="Wingdings" w:hAnsi="Wingdings" w:hint="default"/>
+      </w:rPr>
+    </w:lvl>
+  </w:abstractNum>
+  <w:abstractNum w:abstractNumId="16" w15:restartNumberingAfterBreak="0">
     <w:nsid w:val="40AA07A1"/>
     <w:multiLevelType w:val="multilevel"/>
     <w:tmpl w:val="7E68E422"/>
@@ -16189,7 +16769,7 @@
       </w:rPr>
     </w:lvl>
   </w:abstractNum>
-  <w:abstractNum w:abstractNumId="14" w15:restartNumberingAfterBreak="0">
+  <w:abstractNum w:abstractNumId="17" w15:restartNumberingAfterBreak="0">
     <w:nsid w:val="4C494EAF"/>
     <w:multiLevelType w:val="hybridMultilevel"/>
     <w:tmpl w:val="BE0204BC"/>
@@ -16278,7 +16858,7 @@
       </w:pPr>
     </w:lvl>
   </w:abstractNum>
-  <w:abstractNum w:abstractNumId="15" w15:restartNumberingAfterBreak="0">
+  <w:abstractNum w:abstractNumId="18" w15:restartNumberingAfterBreak="0">
     <w:nsid w:val="56F8252E"/>
     <w:multiLevelType w:val="multilevel"/>
     <w:tmpl w:val="5FFCA586"/>
@@ -16373,7 +16953,7 @@
       </w:pPr>
     </w:lvl>
   </w:abstractNum>
-  <w:abstractNum w:abstractNumId="16" w15:restartNumberingAfterBreak="0">
+  <w:abstractNum w:abstractNumId="19" w15:restartNumberingAfterBreak="0">
     <w:nsid w:val="57727338"/>
     <w:multiLevelType w:val="hybridMultilevel"/>
     <w:tmpl w:val="F72850BA"/>
@@ -16486,7 +17066,7 @@
       </w:rPr>
     </w:lvl>
   </w:abstractNum>
-  <w:abstractNum w:abstractNumId="17" w15:restartNumberingAfterBreak="0">
+  <w:abstractNum w:abstractNumId="20" w15:restartNumberingAfterBreak="0">
     <w:nsid w:val="5B0F18B6"/>
     <w:multiLevelType w:val="hybridMultilevel"/>
     <w:tmpl w:val="4D181508"/>
@@ -16599,7 +17179,7 @@
       </w:rPr>
     </w:lvl>
   </w:abstractNum>
-  <w:abstractNum w:abstractNumId="18" w15:restartNumberingAfterBreak="0">
+  <w:abstractNum w:abstractNumId="21" w15:restartNumberingAfterBreak="0">
     <w:nsid w:val="5B7F5424"/>
     <w:multiLevelType w:val="hybridMultilevel"/>
     <w:tmpl w:val="2F08BE48"/>
@@ -16687,7 +17267,7 @@
       </w:pPr>
     </w:lvl>
   </w:abstractNum>
-  <w:abstractNum w:abstractNumId="19" w15:restartNumberingAfterBreak="0">
+  <w:abstractNum w:abstractNumId="22" w15:restartNumberingAfterBreak="0">
     <w:nsid w:val="62314B0E"/>
     <w:multiLevelType w:val="hybridMultilevel"/>
     <w:tmpl w:val="1E50642C"/>
@@ -16773,7 +17353,269 @@
       </w:pPr>
     </w:lvl>
   </w:abstractNum>
-  <w:abstractNum w:abstractNumId="20" w15:restartNumberingAfterBreak="0">
+  <w:abstractNum w:abstractNumId="23" w15:restartNumberingAfterBreak="0">
+    <w:nsid w:val="64C17EA1"/>
+    <w:multiLevelType w:val="multilevel"/>
+    <w:tmpl w:val="70DE60F4"/>
+    <w:lvl w:ilvl="0">
+      <w:start w:val="1"/>
+      <w:numFmt w:val="bullet"/>
+      <w:lvlText w:val=""/>
+      <w:lvlJc w:val="left"/>
+      <w:pPr>
+        <w:tabs>
+          <w:tab w:val="num" w:pos="720"/>
+        </w:tabs>
+        <w:ind w:left="720" w:hanging="360"/>
+      </w:pPr>
+      <w:rPr>
+        <w:rFonts w:ascii="Symbol" w:hAnsi="Symbol" w:hint="default"/>
+        <w:sz w:val="20"/>
+      </w:rPr>
+    </w:lvl>
+    <w:lvl w:ilvl="1" w:tentative="1">
+      <w:start w:val="1"/>
+      <w:numFmt w:val="bullet"/>
+      <w:lvlText w:val="o"/>
+      <w:lvlJc w:val="left"/>
+      <w:pPr>
+        <w:tabs>
+          <w:tab w:val="num" w:pos="1440"/>
+        </w:tabs>
+        <w:ind w:left="1440" w:hanging="360"/>
+      </w:pPr>
+      <w:rPr>
+        <w:rFonts w:ascii="Courier New" w:hAnsi="Courier New" w:hint="default"/>
+        <w:sz w:val="20"/>
+      </w:rPr>
+    </w:lvl>
+    <w:lvl w:ilvl="2" w:tentative="1">
+      <w:start w:val="1"/>
+      <w:numFmt w:val="bullet"/>
+      <w:lvlText w:val=""/>
+      <w:lvlJc w:val="left"/>
+      <w:pPr>
+        <w:tabs>
+          <w:tab w:val="num" w:pos="2160"/>
+        </w:tabs>
+        <w:ind w:left="2160" w:hanging="360"/>
+      </w:pPr>
+      <w:rPr>
+        <w:rFonts w:ascii="Wingdings" w:hAnsi="Wingdings" w:hint="default"/>
+        <w:sz w:val="20"/>
+      </w:rPr>
+    </w:lvl>
+    <w:lvl w:ilvl="3" w:tentative="1">
+      <w:start w:val="1"/>
+      <w:numFmt w:val="bullet"/>
+      <w:lvlText w:val=""/>
+      <w:lvlJc w:val="left"/>
+      <w:pPr>
+        <w:tabs>
+          <w:tab w:val="num" w:pos="2880"/>
+        </w:tabs>
+        <w:ind w:left="2880" w:hanging="360"/>
+      </w:pPr>
+      <w:rPr>
+        <w:rFonts w:ascii="Wingdings" w:hAnsi="Wingdings" w:hint="default"/>
+        <w:sz w:val="20"/>
+      </w:rPr>
+    </w:lvl>
+    <w:lvl w:ilvl="4" w:tentative="1">
+      <w:start w:val="1"/>
+      <w:numFmt w:val="bullet"/>
+      <w:lvlText w:val=""/>
+      <w:lvlJc w:val="left"/>
+      <w:pPr>
+        <w:tabs>
+          <w:tab w:val="num" w:pos="3600"/>
+        </w:tabs>
+        <w:ind w:left="3600" w:hanging="360"/>
+      </w:pPr>
+      <w:rPr>
+        <w:rFonts w:ascii="Wingdings" w:hAnsi="Wingdings" w:hint="default"/>
+        <w:sz w:val="20"/>
+      </w:rPr>
+    </w:lvl>
+    <w:lvl w:ilvl="5" w:tentative="1">
+      <w:start w:val="1"/>
+      <w:numFmt w:val="bullet"/>
+      <w:lvlText w:val=""/>
+      <w:lvlJc w:val="left"/>
+      <w:pPr>
+        <w:tabs>
+          <w:tab w:val="num" w:pos="4320"/>
+        </w:tabs>
+        <w:ind w:left="4320" w:hanging="360"/>
+      </w:pPr>
+      <w:rPr>
+        <w:rFonts w:ascii="Wingdings" w:hAnsi="Wingdings" w:hint="default"/>
+        <w:sz w:val="20"/>
+      </w:rPr>
+    </w:lvl>
+    <w:lvl w:ilvl="6" w:tentative="1">
+      <w:start w:val="1"/>
+      <w:numFmt w:val="bullet"/>
+      <w:lvlText w:val=""/>
+      <w:lvlJc w:val="left"/>
+      <w:pPr>
+        <w:tabs>
+          <w:tab w:val="num" w:pos="5040"/>
+        </w:tabs>
+        <w:ind w:left="5040" w:hanging="360"/>
+      </w:pPr>
+      <w:rPr>
+        <w:rFonts w:ascii="Wingdings" w:hAnsi="Wingdings" w:hint="default"/>
+        <w:sz w:val="20"/>
+      </w:rPr>
+    </w:lvl>
+    <w:lvl w:ilvl="7" w:tentative="1">
+      <w:start w:val="1"/>
+      <w:numFmt w:val="bullet"/>
+      <w:lvlText w:val=""/>
+      <w:lvlJc w:val="left"/>
+      <w:pPr>
+        <w:tabs>
+          <w:tab w:val="num" w:pos="5760"/>
+        </w:tabs>
+        <w:ind w:left="5760" w:hanging="360"/>
+      </w:pPr>
+      <w:rPr>
+        <w:rFonts w:ascii="Wingdings" w:hAnsi="Wingdings" w:hint="default"/>
+        <w:sz w:val="20"/>
+      </w:rPr>
+    </w:lvl>
+    <w:lvl w:ilvl="8" w:tentative="1">
+      <w:start w:val="1"/>
+      <w:numFmt w:val="bullet"/>
+      <w:lvlText w:val=""/>
+      <w:lvlJc w:val="left"/>
+      <w:pPr>
+        <w:tabs>
+          <w:tab w:val="num" w:pos="6480"/>
+        </w:tabs>
+        <w:ind w:left="6480" w:hanging="360"/>
+      </w:pPr>
+      <w:rPr>
+        <w:rFonts w:ascii="Wingdings" w:hAnsi="Wingdings" w:hint="default"/>
+        <w:sz w:val="20"/>
+      </w:rPr>
+    </w:lvl>
+  </w:abstractNum>
+  <w:abstractNum w:abstractNumId="24" w15:restartNumberingAfterBreak="0">
+    <w:nsid w:val="6739329E"/>
+    <w:multiLevelType w:val="hybridMultilevel"/>
+    <w:tmpl w:val="6AB89680"/>
+    <w:lvl w:ilvl="0" w:tplc="08160003">
+      <w:start w:val="1"/>
+      <w:numFmt w:val="bullet"/>
+      <w:lvlText w:val="o"/>
+      <w:lvlJc w:val="left"/>
+      <w:pPr>
+        <w:ind w:left="720" w:hanging="360"/>
+      </w:pPr>
+      <w:rPr>
+        <w:rFonts w:ascii="Courier New" w:hAnsi="Courier New" w:cs="Courier New" w:hint="default"/>
+      </w:rPr>
+    </w:lvl>
+    <w:lvl w:ilvl="1" w:tplc="08160003" w:tentative="1">
+      <w:start w:val="1"/>
+      <w:numFmt w:val="bullet"/>
+      <w:lvlText w:val="o"/>
+      <w:lvlJc w:val="left"/>
+      <w:pPr>
+        <w:ind w:left="1440" w:hanging="360"/>
+      </w:pPr>
+      <w:rPr>
+        <w:rFonts w:ascii="Courier New" w:hAnsi="Courier New" w:cs="Courier New" w:hint="default"/>
+      </w:rPr>
+    </w:lvl>
+    <w:lvl w:ilvl="2" w:tplc="08160005" w:tentative="1">
+      <w:start w:val="1"/>
+      <w:numFmt w:val="bullet"/>
+      <w:lvlText w:val=""/>
+      <w:lvlJc w:val="left"/>
+      <w:pPr>
+        <w:ind w:left="2160" w:hanging="360"/>
+      </w:pPr>
+      <w:rPr>
+        <w:rFonts w:ascii="Wingdings" w:hAnsi="Wingdings" w:hint="default"/>
+      </w:rPr>
+    </w:lvl>
+    <w:lvl w:ilvl="3" w:tplc="08160001" w:tentative="1">
+      <w:start w:val="1"/>
+      <w:numFmt w:val="bullet"/>
+      <w:lvlText w:val=""/>
+      <w:lvlJc w:val="left"/>
+      <w:pPr>
+        <w:ind w:left="2880" w:hanging="360"/>
+      </w:pPr>
+      <w:rPr>
+        <w:rFonts w:ascii="Symbol" w:hAnsi="Symbol" w:hint="default"/>
+      </w:rPr>
+    </w:lvl>
+    <w:lvl w:ilvl="4" w:tplc="08160003" w:tentative="1">
+      <w:start w:val="1"/>
+      <w:numFmt w:val="bullet"/>
+      <w:lvlText w:val="o"/>
+      <w:lvlJc w:val="left"/>
+      <w:pPr>
+        <w:ind w:left="3600" w:hanging="360"/>
+      </w:pPr>
+      <w:rPr>
+        <w:rFonts w:ascii="Courier New" w:hAnsi="Courier New" w:cs="Courier New" w:hint="default"/>
+      </w:rPr>
+    </w:lvl>
+    <w:lvl w:ilvl="5" w:tplc="08160005" w:tentative="1">
+      <w:start w:val="1"/>
+      <w:numFmt w:val="bullet"/>
+      <w:lvlText w:val=""/>
+      <w:lvlJc w:val="left"/>
+      <w:pPr>
+        <w:ind w:left="4320" w:hanging="360"/>
+      </w:pPr>
+      <w:rPr>
+        <w:rFonts w:ascii="Wingdings" w:hAnsi="Wingdings" w:hint="default"/>
+      </w:rPr>
+    </w:lvl>
+    <w:lvl w:ilvl="6" w:tplc="08160001" w:tentative="1">
+      <w:start w:val="1"/>
+      <w:numFmt w:val="bullet"/>
+      <w:lvlText w:val=""/>
+      <w:lvlJc w:val="left"/>
+      <w:pPr>
+        <w:ind w:left="5040" w:hanging="360"/>
+      </w:pPr>
+      <w:rPr>
+        <w:rFonts w:ascii="Symbol" w:hAnsi="Symbol" w:hint="default"/>
+      </w:rPr>
+    </w:lvl>
+    <w:lvl w:ilvl="7" w:tplc="08160003" w:tentative="1">
+      <w:start w:val="1"/>
+      <w:numFmt w:val="bullet"/>
+      <w:lvlText w:val="o"/>
+      <w:lvlJc w:val="left"/>
+      <w:pPr>
+        <w:ind w:left="5760" w:hanging="360"/>
+      </w:pPr>
+      <w:rPr>
+        <w:rFonts w:ascii="Courier New" w:hAnsi="Courier New" w:cs="Courier New" w:hint="default"/>
+      </w:rPr>
+    </w:lvl>
+    <w:lvl w:ilvl="8" w:tplc="08160005" w:tentative="1">
+      <w:start w:val="1"/>
+      <w:numFmt w:val="bullet"/>
+      <w:lvlText w:val=""/>
+      <w:lvlJc w:val="left"/>
+      <w:pPr>
+        <w:ind w:left="6480" w:hanging="360"/>
+      </w:pPr>
+      <w:rPr>
+        <w:rFonts w:ascii="Wingdings" w:hAnsi="Wingdings" w:hint="default"/>
+      </w:rPr>
+    </w:lvl>
+  </w:abstractNum>
+  <w:abstractNum w:abstractNumId="25" w15:restartNumberingAfterBreak="0">
     <w:nsid w:val="6C750030"/>
     <w:multiLevelType w:val="hybridMultilevel"/>
     <w:tmpl w:val="B6D0BC3E"/>
@@ -16862,7 +17704,7 @@
       </w:pPr>
     </w:lvl>
   </w:abstractNum>
-  <w:abstractNum w:abstractNumId="21" w15:restartNumberingAfterBreak="0">
+  <w:abstractNum w:abstractNumId="26" w15:restartNumberingAfterBreak="0">
     <w:nsid w:val="77D44B5A"/>
     <w:multiLevelType w:val="hybridMultilevel"/>
     <w:tmpl w:val="1AA0C640"/>
@@ -16951,7 +17793,7 @@
       </w:pPr>
     </w:lvl>
   </w:abstractNum>
-  <w:abstractNum w:abstractNumId="22" w15:restartNumberingAfterBreak="0">
+  <w:abstractNum w:abstractNumId="27" w15:restartNumberingAfterBreak="0">
     <w:nsid w:val="78633291"/>
     <w:multiLevelType w:val="hybridMultilevel"/>
     <w:tmpl w:val="4E6C0242"/>
@@ -17040,7 +17882,120 @@
       </w:pPr>
     </w:lvl>
   </w:abstractNum>
-  <w:abstractNum w:abstractNumId="23" w15:restartNumberingAfterBreak="0">
+  <w:abstractNum w:abstractNumId="28" w15:restartNumberingAfterBreak="0">
+    <w:nsid w:val="7EB06A6B"/>
+    <w:multiLevelType w:val="hybridMultilevel"/>
+    <w:tmpl w:val="AA028274"/>
+    <w:lvl w:ilvl="0" w:tplc="08160003">
+      <w:start w:val="1"/>
+      <w:numFmt w:val="bullet"/>
+      <w:lvlText w:val="o"/>
+      <w:lvlJc w:val="left"/>
+      <w:pPr>
+        <w:ind w:left="720" w:hanging="360"/>
+      </w:pPr>
+      <w:rPr>
+        <w:rFonts w:ascii="Courier New" w:hAnsi="Courier New" w:cs="Courier New" w:hint="default"/>
+      </w:rPr>
+    </w:lvl>
+    <w:lvl w:ilvl="1" w:tplc="08160003" w:tentative="1">
+      <w:start w:val="1"/>
+      <w:numFmt w:val="bullet"/>
+      <w:lvlText w:val="o"/>
+      <w:lvlJc w:val="left"/>
+      <w:pPr>
+        <w:ind w:left="1440" w:hanging="360"/>
+      </w:pPr>
+      <w:rPr>
+        <w:rFonts w:ascii="Courier New" w:hAnsi="Courier New" w:cs="Courier New" w:hint="default"/>
+      </w:rPr>
+    </w:lvl>
+    <w:lvl w:ilvl="2" w:tplc="08160005" w:tentative="1">
+      <w:start w:val="1"/>
+      <w:numFmt w:val="bullet"/>
+      <w:lvlText w:val=""/>
+      <w:lvlJc w:val="left"/>
+      <w:pPr>
+        <w:ind w:left="2160" w:hanging="360"/>
+      </w:pPr>
+      <w:rPr>
+        <w:rFonts w:ascii="Wingdings" w:hAnsi="Wingdings" w:hint="default"/>
+      </w:rPr>
+    </w:lvl>
+    <w:lvl w:ilvl="3" w:tplc="08160001" w:tentative="1">
+      <w:start w:val="1"/>
+      <w:numFmt w:val="bullet"/>
+      <w:lvlText w:val=""/>
+      <w:lvlJc w:val="left"/>
+      <w:pPr>
+        <w:ind w:left="2880" w:hanging="360"/>
+      </w:pPr>
+      <w:rPr>
+        <w:rFonts w:ascii="Symbol" w:hAnsi="Symbol" w:hint="default"/>
+      </w:rPr>
+    </w:lvl>
+    <w:lvl w:ilvl="4" w:tplc="08160003" w:tentative="1">
+      <w:start w:val="1"/>
+      <w:numFmt w:val="bullet"/>
+      <w:lvlText w:val="o"/>
+      <w:lvlJc w:val="left"/>
+      <w:pPr>
+        <w:ind w:left="3600" w:hanging="360"/>
+      </w:pPr>
+      <w:rPr>
+        <w:rFonts w:ascii="Courier New" w:hAnsi="Courier New" w:cs="Courier New" w:hint="default"/>
+      </w:rPr>
+    </w:lvl>
+    <w:lvl w:ilvl="5" w:tplc="08160005" w:tentative="1">
+      <w:start w:val="1"/>
+      <w:numFmt w:val="bullet"/>
+      <w:lvlText w:val=""/>
+      <w:lvlJc w:val="left"/>
+      <w:pPr>
+        <w:ind w:left="4320" w:hanging="360"/>
+      </w:pPr>
+      <w:rPr>
+        <w:rFonts w:ascii="Wingdings" w:hAnsi="Wingdings" w:hint="default"/>
+      </w:rPr>
+    </w:lvl>
+    <w:lvl w:ilvl="6" w:tplc="08160001" w:tentative="1">
+      <w:start w:val="1"/>
+      <w:numFmt w:val="bullet"/>
+      <w:lvlText w:val=""/>
+      <w:lvlJc w:val="left"/>
+      <w:pPr>
+        <w:ind w:left="5040" w:hanging="360"/>
+      </w:pPr>
+      <w:rPr>
+        <w:rFonts w:ascii="Symbol" w:hAnsi="Symbol" w:hint="default"/>
+      </w:rPr>
+    </w:lvl>
+    <w:lvl w:ilvl="7" w:tplc="08160003" w:tentative="1">
+      <w:start w:val="1"/>
+      <w:numFmt w:val="bullet"/>
+      <w:lvlText w:val="o"/>
+      <w:lvlJc w:val="left"/>
+      <w:pPr>
+        <w:ind w:left="5760" w:hanging="360"/>
+      </w:pPr>
+      <w:rPr>
+        <w:rFonts w:ascii="Courier New" w:hAnsi="Courier New" w:cs="Courier New" w:hint="default"/>
+      </w:rPr>
+    </w:lvl>
+    <w:lvl w:ilvl="8" w:tplc="08160005" w:tentative="1">
+      <w:start w:val="1"/>
+      <w:numFmt w:val="bullet"/>
+      <w:lvlText w:val=""/>
+      <w:lvlJc w:val="left"/>
+      <w:pPr>
+        <w:ind w:left="6480" w:hanging="360"/>
+      </w:pPr>
+      <w:rPr>
+        <w:rFonts w:ascii="Wingdings" w:hAnsi="Wingdings" w:hint="default"/>
+      </w:rPr>
+    </w:lvl>
+  </w:abstractNum>
+  <w:abstractNum w:abstractNumId="29" w15:restartNumberingAfterBreak="0">
     <w:nsid w:val="7F040BEF"/>
     <w:multiLevelType w:val="hybridMultilevel"/>
     <w:tmpl w:val="F7DEB53A"/>
@@ -17153,7 +18108,7 @@
       </w:rPr>
     </w:lvl>
   </w:abstractNum>
-  <w:abstractNum w:abstractNumId="24" w15:restartNumberingAfterBreak="0">
+  <w:abstractNum w:abstractNumId="30" w15:restartNumberingAfterBreak="0">
     <w:nsid w:val="7F3155BC"/>
     <w:multiLevelType w:val="hybridMultilevel"/>
     <w:tmpl w:val="997CA6F4"/>
@@ -17243,31 +18198,31 @@
     </w:lvl>
   </w:abstractNum>
   <w:num w:numId="1" w16cid:durableId="274945660">
-    <w:abstractNumId w:val="13"/>
+    <w:abstractNumId w:val="16"/>
   </w:num>
   <w:num w:numId="2" w16cid:durableId="540284225">
+    <w:abstractNumId w:val="21"/>
+  </w:num>
+  <w:num w:numId="3" w16cid:durableId="1363434330">
     <w:abstractNumId w:val="18"/>
   </w:num>
-  <w:num w:numId="3" w16cid:durableId="1363434330">
-    <w:abstractNumId w:val="15"/>
-  </w:num>
   <w:num w:numId="4" w16cid:durableId="968166831">
-    <w:abstractNumId w:val="16"/>
+    <w:abstractNumId w:val="19"/>
   </w:num>
   <w:num w:numId="5" w16cid:durableId="1068652566">
-    <w:abstractNumId w:val="17"/>
+    <w:abstractNumId w:val="20"/>
   </w:num>
   <w:num w:numId="6" w16cid:durableId="1900243924">
     <w:abstractNumId w:val="4"/>
   </w:num>
   <w:num w:numId="7" w16cid:durableId="255401366">
-    <w:abstractNumId w:val="10"/>
+    <w:abstractNumId w:val="11"/>
   </w:num>
   <w:num w:numId="8" w16cid:durableId="574517222">
-    <w:abstractNumId w:val="11"/>
+    <w:abstractNumId w:val="12"/>
   </w:num>
   <w:num w:numId="9" w16cid:durableId="1139999751">
-    <w:abstractNumId w:val="12"/>
+    <w:abstractNumId w:val="14"/>
   </w:num>
   <w:num w:numId="10" w16cid:durableId="1586183799">
     <w:abstractNumId w:val="1"/>
@@ -17276,37 +18231,37 @@
     <w:abstractNumId w:val="2"/>
   </w:num>
   <w:num w:numId="12" w16cid:durableId="2096320210">
-    <w:abstractNumId w:val="14"/>
+    <w:abstractNumId w:val="17"/>
   </w:num>
   <w:num w:numId="13" w16cid:durableId="692995223">
-    <w:abstractNumId w:val="21"/>
+    <w:abstractNumId w:val="26"/>
   </w:num>
   <w:num w:numId="14" w16cid:durableId="741681648">
-    <w:abstractNumId w:val="24"/>
+    <w:abstractNumId w:val="30"/>
   </w:num>
   <w:num w:numId="15" w16cid:durableId="92215374">
+    <w:abstractNumId w:val="10"/>
+  </w:num>
+  <w:num w:numId="16" w16cid:durableId="1175416252">
+    <w:abstractNumId w:val="8"/>
+  </w:num>
+  <w:num w:numId="17" w16cid:durableId="309138382">
     <w:abstractNumId w:val="9"/>
   </w:num>
-  <w:num w:numId="16" w16cid:durableId="1175416252">
-    <w:abstractNumId w:val="7"/>
-  </w:num>
-  <w:num w:numId="17" w16cid:durableId="309138382">
-    <w:abstractNumId w:val="8"/>
-  </w:num>
   <w:num w:numId="18" w16cid:durableId="442456630">
-    <w:abstractNumId w:val="22"/>
+    <w:abstractNumId w:val="27"/>
   </w:num>
   <w:num w:numId="19" w16cid:durableId="294411698">
     <w:abstractNumId w:val="0"/>
   </w:num>
   <w:num w:numId="20" w16cid:durableId="1670140064">
-    <w:abstractNumId w:val="20"/>
+    <w:abstractNumId w:val="25"/>
   </w:num>
   <w:num w:numId="21" w16cid:durableId="1813522467">
-    <w:abstractNumId w:val="23"/>
+    <w:abstractNumId w:val="29"/>
   </w:num>
   <w:num w:numId="22" w16cid:durableId="1748569989">
-    <w:abstractNumId w:val="6"/>
+    <w:abstractNumId w:val="7"/>
   </w:num>
   <w:num w:numId="23" w16cid:durableId="659384323">
     <w:abstractNumId w:val="3"/>
@@ -17315,7 +18270,25 @@
     <w:abstractNumId w:val="5"/>
   </w:num>
   <w:num w:numId="25" w16cid:durableId="882903682">
-    <w:abstractNumId w:val="19"/>
+    <w:abstractNumId w:val="22"/>
+  </w:num>
+  <w:num w:numId="26" w16cid:durableId="1289900168">
+    <w:abstractNumId w:val="6"/>
+  </w:num>
+  <w:num w:numId="27" w16cid:durableId="2030372865">
+    <w:abstractNumId w:val="23"/>
+  </w:num>
+  <w:num w:numId="28" w16cid:durableId="322857825">
+    <w:abstractNumId w:val="15"/>
+  </w:num>
+  <w:num w:numId="29" w16cid:durableId="1418672272">
+    <w:abstractNumId w:val="13"/>
+  </w:num>
+  <w:num w:numId="30" w16cid:durableId="1161196801">
+    <w:abstractNumId w:val="28"/>
+  </w:num>
+  <w:num w:numId="31" w16cid:durableId="1440953459">
+    <w:abstractNumId w:val="24"/>
   </w:num>
   <w:numIdMacAtCleanup w:val="20"/>
 </w:numbering>
@@ -17967,7 +18940,6 @@
   <w:style w:type="character" w:default="1" w:styleId="Tipodeletrapredefinidodopargrafo">
     <w:name w:val="Default Paragraph Font"/>
     <w:uiPriority w:val="1"/>
-    <w:semiHidden/>
     <w:unhideWhenUsed/>
   </w:style>
   <w:style w:type="table" w:default="1" w:styleId="Tabelanormal">
@@ -19463,15 +20435,6 @@
 </file>
 
 <file path=customXml/item1.xml><?xml version="1.0" encoding="utf-8"?>
-<?mso-contentType ?>
-<FormTemplates xmlns="http://schemas.microsoft.com/sharepoint/v3/contenttype/forms">
-  <Display>DocumentLibraryForm</Display>
-  <Edit>DocumentLibraryForm</Edit>
-  <New>DocumentLibraryForm</New>
-</FormTemplates>
-</file>
-
-<file path=customXml/item2.xml><?xml version="1.0" encoding="utf-8"?>
 <ct:contentTypeSchema xmlns:ct="http://schemas.microsoft.com/office/2006/metadata/contentType" xmlns:ma="http://schemas.microsoft.com/office/2006/metadata/properties/metaAttributes" ct:_="" ma:_="" ma:contentTypeName="Documento" ma:contentTypeID="0x0101003F8ECAAF88AFCB4AB1D806FDE394FD03" ma:contentTypeVersion="12" ma:contentTypeDescription="Criar um novo documento." ma:contentTypeScope="" ma:versionID="541e5482cd22746a72c07b4578302587">
   <xsd:schema xmlns:xsd="http://www.w3.org/2001/XMLSchema" xmlns:xs="http://www.w3.org/2001/XMLSchema" xmlns:p="http://schemas.microsoft.com/office/2006/metadata/properties" xmlns:ns2="52a6887f-9537-4a34-8793-b765f13d0873" xmlns:ns3="fa1ba186-cf14-4658-82ff-4e1486731960" targetNamespace="http://schemas.microsoft.com/office/2006/metadata/properties" ma:root="true" ma:fieldsID="4badabe4fa58f02b4fe1f9c3f11ac53e" ns2:_="" ns3:_="">
     <xsd:import namespace="52a6887f-9537-4a34-8793-b765f13d0873"/>
@@ -19672,11 +20635,16 @@
 </ct:contentTypeSchema>
 </file>
 
-<file path=customXml/item3.xml><?xml version="1.0" encoding="utf-8"?>
-<b:Sources xmlns:b="http://schemas.openxmlformats.org/officeDocument/2006/bibliography" xmlns="http://schemas.openxmlformats.org/officeDocument/2006/bibliography" SelectedStyle="\APASixthEditionOfficeOnline.xsl" StyleName="APA" Version="6"/>
+<file path=customXml/item2.xml><?xml version="1.0" encoding="utf-8"?>
+<?mso-contentType ?>
+<FormTemplates xmlns="http://schemas.microsoft.com/sharepoint/v3/contenttype/forms">
+  <Display>DocumentLibraryForm</Display>
+  <Edit>DocumentLibraryForm</Edit>
+  <New>DocumentLibraryForm</New>
+</FormTemplates>
 </file>
 
-<file path=customXml/item4.xml><?xml version="1.0" encoding="utf-8"?>
+<file path=customXml/item3.xml><?xml version="1.0" encoding="utf-8"?>
 <p:properties xmlns:p="http://schemas.microsoft.com/office/2006/metadata/properties" xmlns:xsi="http://www.w3.org/2001/XMLSchema-instance" xmlns:pc="http://schemas.microsoft.com/office/infopath/2007/PartnerControls">
   <documentManagement>
     <TaxCatchAll xmlns="fa1ba186-cf14-4658-82ff-4e1486731960" xsi:nil="true"/>
@@ -19687,15 +20655,11 @@
 </p:properties>
 </file>
 
-<file path=customXml/itemProps1.xml><?xml version="1.0" encoding="utf-8"?>
-<ds:datastoreItem xmlns:ds="http://schemas.openxmlformats.org/officeDocument/2006/customXml" ds:itemID="{990C7B0B-29F8-4472-849D-8AEB923CF9C9}">
-  <ds:schemaRefs>
-    <ds:schemaRef ds:uri="http://schemas.microsoft.com/sharepoint/v3/contenttype/forms"/>
-  </ds:schemaRefs>
-</ds:datastoreItem>
+<file path=customXml/item4.xml><?xml version="1.0" encoding="utf-8"?>
+<b:Sources xmlns:b="http://schemas.openxmlformats.org/officeDocument/2006/bibliography" xmlns="http://schemas.openxmlformats.org/officeDocument/2006/bibliography" SelectedStyle="\APASixthEditionOfficeOnline.xsl" StyleName="APA" Version="6"/>
 </file>
 
-<file path=customXml/itemProps2.xml><?xml version="1.0" encoding="utf-8"?>
+<file path=customXml/itemProps1.xml><?xml version="1.0" encoding="utf-8"?>
 <ds:datastoreItem xmlns:ds="http://schemas.openxmlformats.org/officeDocument/2006/customXml" ds:itemID="{B04309D4-A979-44A4-8B48-1DFD9E70F312}">
   <ds:schemaRefs>
     <ds:schemaRef ds:uri="http://schemas.microsoft.com/office/2006/metadata/contentType"/>
@@ -19714,15 +20678,15 @@
 </ds:datastoreItem>
 </file>
 
-<file path=customXml/itemProps3.xml><?xml version="1.0" encoding="utf-8"?>
-<ds:datastoreItem xmlns:ds="http://schemas.openxmlformats.org/officeDocument/2006/customXml" ds:itemID="{34E35503-31BE-4C22-8EB5-1B8C3DFFC716}">
+<file path=customXml/itemProps2.xml><?xml version="1.0" encoding="utf-8"?>
+<ds:datastoreItem xmlns:ds="http://schemas.openxmlformats.org/officeDocument/2006/customXml" ds:itemID="{990C7B0B-29F8-4472-849D-8AEB923CF9C9}">
   <ds:schemaRefs>
-    <ds:schemaRef ds:uri="http://schemas.openxmlformats.org/officeDocument/2006/bibliography"/>
+    <ds:schemaRef ds:uri="http://schemas.microsoft.com/sharepoint/v3/contenttype/forms"/>
   </ds:schemaRefs>
 </ds:datastoreItem>
 </file>
 
-<file path=customXml/itemProps4.xml><?xml version="1.0" encoding="utf-8"?>
+<file path=customXml/itemProps3.xml><?xml version="1.0" encoding="utf-8"?>
 <ds:datastoreItem xmlns:ds="http://schemas.openxmlformats.org/officeDocument/2006/customXml" ds:itemID="{B0D02839-B28B-4402-A79D-B0CCDC274F38}">
   <ds:schemaRefs>
     <ds:schemaRef ds:uri="http://schemas.microsoft.com/office/2006/metadata/properties"/>
@@ -19731,4 +20695,12 @@
     <ds:schemaRef ds:uri="52a6887f-9537-4a34-8793-b765f13d0873"/>
   </ds:schemaRefs>
 </ds:datastoreItem>
+</file>
+
+<file path=customXml/itemProps4.xml><?xml version="1.0" encoding="utf-8"?>
+<ds:datastoreItem xmlns:ds="http://schemas.openxmlformats.org/officeDocument/2006/customXml" ds:itemID="{34E35503-31BE-4C22-8EB5-1B8C3DFFC716}">
+  <ds:schemaRefs>
+    <ds:schemaRef ds:uri="http://schemas.openxmlformats.org/officeDocument/2006/bibliography"/>
+  </ds:schemaRefs>
+</ds:datastoreItem>
 </file>
--- a/IPL-TeSP-PSI-MDS-2526-Template_Projeto.docx
+++ b/IPL-TeSP-PSI-MDS-2526-Template_Projeto.docx
@@ -4486,27 +4486,14 @@
       <w:r>
         <w:t xml:space="preserve">Tabela </w:t>
       </w:r>
-      <w:r>
-        <w:fldChar w:fldCharType="begin"/>
-      </w:r>
-      <w:r>
-        <w:instrText xml:space="preserve"> SEQ Tabela \* ARABIC </w:instrText>
-      </w:r>
-      <w:r>
-        <w:fldChar w:fldCharType="separate"/>
-      </w:r>
-      <w:r>
-        <w:rPr>
-          <w:noProof/>
-        </w:rPr>
-        <w:t>1</w:t>
-      </w:r>
-      <w:r>
-        <w:rPr>
-          <w:noProof/>
-        </w:rPr>
-        <w:fldChar w:fldCharType="end"/>
-      </w:r>
+      <w:fldSimple w:instr=" SEQ Tabela \* ARABIC ">
+        <w:r>
+          <w:rPr>
+            <w:noProof/>
+          </w:rPr>
+          <w:t>1</w:t>
+        </w:r>
+      </w:fldSimple>
       <w:r>
         <w:t xml:space="preserve"> – Descrição do </w:t>
       </w:r>
@@ -4932,10 +4919,7 @@
               <w:cnfStyle w:val="000000100000" w:firstRow="0" w:lastRow="0" w:firstColumn="0" w:lastColumn="0" w:oddVBand="0" w:evenVBand="0" w:oddHBand="1" w:evenHBand="0" w:firstRowFirstColumn="0" w:firstRowLastColumn="0" w:lastRowFirstColumn="0" w:lastRowLastColumn="0"/>
             </w:pPr>
             <w:r>
-              <w:t>Dependência de internet para sincronizaçã</w:t>
-            </w:r>
-            <w:r>
-              <w:t>o.</w:t>
+              <w:t>Dependência de internet para sincronização.</w:t>
             </w:r>
           </w:p>
         </w:tc>
@@ -5043,27 +5027,14 @@
       <w:r>
         <w:t xml:space="preserve">Tabela </w:t>
       </w:r>
-      <w:r>
-        <w:fldChar w:fldCharType="begin"/>
-      </w:r>
-      <w:r>
-        <w:instrText xml:space="preserve"> SEQ Tabela \* ARABIC </w:instrText>
-      </w:r>
-      <w:r>
-        <w:fldChar w:fldCharType="separate"/>
-      </w:r>
-      <w:r>
-        <w:rPr>
-          <w:noProof/>
-        </w:rPr>
-        <w:t>2</w:t>
-      </w:r>
-      <w:r>
-        <w:rPr>
-          <w:noProof/>
-        </w:rPr>
-        <w:fldChar w:fldCharType="end"/>
-      </w:r>
+      <w:fldSimple w:instr=" SEQ Tabela \* ARABIC ">
+        <w:r>
+          <w:rPr>
+            <w:noProof/>
+          </w:rPr>
+          <w:t>2</w:t>
+        </w:r>
+      </w:fldSimple>
       <w:r>
         <w:t xml:space="preserve"> – Descrição do </w:t>
       </w:r>
@@ -5253,10 +5224,7 @@
               <w:cnfStyle w:val="000000000000" w:firstRow="0" w:lastRow="0" w:firstColumn="0" w:lastColumn="0" w:oddVBand="0" w:evenVBand="0" w:oddHBand="0" w:evenHBand="0" w:firstRowFirstColumn="0" w:firstRowLastColumn="0" w:lastRowFirstColumn="0" w:lastRowLastColumn="0"/>
             </w:pPr>
             <w:r>
-              <w:rPr>
-                <w:highlight w:val="yellow"/>
-              </w:rPr>
-              <w:t>&lt;link do website/aplicação&gt;</w:t>
+              <w:t>https://listonic.com/pt</w:t>
             </w:r>
           </w:p>
         </w:tc>
@@ -5301,10 +5269,18 @@
               <w:cnfStyle w:val="000000100000" w:firstRow="0" w:lastRow="0" w:firstColumn="0" w:lastColumn="0" w:oddVBand="0" w:evenVBand="0" w:oddHBand="1" w:evenHBand="0" w:firstRowFirstColumn="0" w:firstRowLastColumn="0" w:lastRowFirstColumn="0" w:lastRowLastColumn="0"/>
             </w:pPr>
             <w:r>
-              <w:rPr>
-                <w:highlight w:val="yellow"/>
-              </w:rPr>
-              <w:t>&lt;descrição detalhada do website/aplicação&gt;</w:t>
+              <w:t>A aplicação do</w:t>
+            </w:r>
+            <w:r>
+              <w:t xml:space="preserve"> L</w:t>
+            </w:r>
+            <w:proofErr w:type="spellStart"/>
+            <w:r>
+              <w:t>istonic</w:t>
+            </w:r>
+            <w:proofErr w:type="spellEnd"/>
+            <w:r>
+              <w:t xml:space="preserve"> ajuda-o a poupar dinheiro e tempo, tornando o planeamento de compras rápido e organizado.</w:t>
             </w:r>
           </w:p>
         </w:tc>
@@ -5346,10 +5322,7 @@
               <w:cnfStyle w:val="000000000000" w:firstRow="0" w:lastRow="0" w:firstColumn="0" w:lastColumn="0" w:oddVBand="0" w:evenVBand="0" w:oddHBand="0" w:evenHBand="0" w:firstRowFirstColumn="0" w:firstRowLastColumn="0" w:lastRowFirstColumn="0" w:lastRowLastColumn="0"/>
             </w:pPr>
             <w:r>
-              <w:rPr>
-                <w:highlight w:val="yellow"/>
-              </w:rPr>
-              <w:t>&lt;vantagens do website/aplicação&gt;</w:t>
+              <w:t>Criar e editar listas, listas compartilháveis, produtos classificados automaticamente, controle orçamentário, sugestões personalizadas de produtos</w:t>
             </w:r>
           </w:p>
         </w:tc>
@@ -5394,10 +5367,7 @@
               <w:cnfStyle w:val="000000100000" w:firstRow="0" w:lastRow="0" w:firstColumn="0" w:lastColumn="0" w:oddVBand="0" w:evenVBand="0" w:oddHBand="1" w:evenHBand="0" w:firstRowFirstColumn="0" w:firstRowLastColumn="0" w:lastRowFirstColumn="0" w:lastRowLastColumn="0"/>
             </w:pPr>
             <w:r>
-              <w:rPr>
-                <w:highlight w:val="yellow"/>
-              </w:rPr>
-              <w:t>&lt;desvantagens do website/aplicação&gt;</w:t>
+              <w:t>Problemas de sincronização, publicidade excessiva na versão gratuita, pesquisa e suporte inconsistentes, falta de integração com supermercados.</w:t>
             </w:r>
           </w:p>
         </w:tc>
@@ -5439,10 +5409,7 @@
               <w:cnfStyle w:val="000000000000" w:firstRow="0" w:lastRow="0" w:firstColumn="0" w:lastColumn="0" w:oddVBand="0" w:evenVBand="0" w:oddHBand="0" w:evenHBand="0" w:firstRowFirstColumn="0" w:firstRowLastColumn="0" w:lastRowFirstColumn="0" w:lastRowLastColumn="0"/>
             </w:pPr>
             <w:r>
-              <w:rPr>
-                <w:highlight w:val="yellow"/>
-              </w:rPr>
-              <w:t>&lt;funcionalidades que possam faltar ao website/aplicação&gt;</w:t>
+              <w:t>Orçamento mensal familiar, limite por categoria, comparação entre orçamento previsto e valor real, validade dos produtos, histórico estatístico de compras.</w:t>
             </w:r>
           </w:p>
         </w:tc>
@@ -5494,27 +5461,14 @@
         <w:lastRenderedPageBreak/>
         <w:t xml:space="preserve">Tabela </w:t>
       </w:r>
-      <w:r>
-        <w:fldChar w:fldCharType="begin"/>
-      </w:r>
-      <w:r>
-        <w:instrText xml:space="preserve"> SEQ Tabela \* ARABIC </w:instrText>
-      </w:r>
-      <w:r>
-        <w:fldChar w:fldCharType="separate"/>
-      </w:r>
-      <w:r>
-        <w:rPr>
-          <w:noProof/>
-        </w:rPr>
-        <w:t>3</w:t>
-      </w:r>
-      <w:r>
-        <w:rPr>
-          <w:noProof/>
-        </w:rPr>
-        <w:fldChar w:fldCharType="end"/>
-      </w:r>
+      <w:fldSimple w:instr=" SEQ Tabela \* ARABIC ">
+        <w:r>
+          <w:rPr>
+            <w:noProof/>
+          </w:rPr>
+          <w:t>3</w:t>
+        </w:r>
+      </w:fldSimple>
       <w:r>
         <w:t xml:space="preserve"> – Descrição do </w:t>
       </w:r>
@@ -5930,27 +5884,14 @@
       <w:r>
         <w:t xml:space="preserve">Tabela </w:t>
       </w:r>
-      <w:r>
-        <w:fldChar w:fldCharType="begin"/>
-      </w:r>
-      <w:r>
-        <w:instrText xml:space="preserve"> SEQ Tabela \* ARABIC </w:instrText>
-      </w:r>
-      <w:r>
-        <w:fldChar w:fldCharType="separate"/>
-      </w:r>
-      <w:r>
-        <w:rPr>
-          <w:noProof/>
-        </w:rPr>
-        <w:t>4</w:t>
-      </w:r>
-      <w:r>
-        <w:rPr>
-          <w:noProof/>
-        </w:rPr>
-        <w:fldChar w:fldCharType="end"/>
-      </w:r>
+      <w:fldSimple w:instr=" SEQ Tabela \* ARABIC ">
+        <w:r>
+          <w:rPr>
+            <w:noProof/>
+          </w:rPr>
+          <w:t>4</w:t>
+        </w:r>
+      </w:fldSimple>
       <w:r>
         <w:t xml:space="preserve"> – Resumo das características dos Sistemas concorrenciais</w:t>
       </w:r>
@@ -6729,27 +6670,14 @@
       <w:r>
         <w:t xml:space="preserve">Figura </w:t>
       </w:r>
-      <w:r>
-        <w:fldChar w:fldCharType="begin"/>
-      </w:r>
-      <w:r>
-        <w:instrText xml:space="preserve"> SEQ Figura \* ARABIC </w:instrText>
-      </w:r>
-      <w:r>
-        <w:fldChar w:fldCharType="separate"/>
-      </w:r>
-      <w:r>
-        <w:rPr>
-          <w:noProof/>
-        </w:rPr>
-        <w:t>1</w:t>
-      </w:r>
-      <w:r>
-        <w:rPr>
-          <w:noProof/>
-        </w:rPr>
-        <w:fldChar w:fldCharType="end"/>
-      </w:r>
+      <w:fldSimple w:instr=" SEQ Figura \* ARABIC ">
+        <w:r>
+          <w:rPr>
+            <w:noProof/>
+          </w:rPr>
+          <w:t>1</w:t>
+        </w:r>
+      </w:fldSimple>
       <w:r>
         <w:t xml:space="preserve"> – </w:t>
       </w:r>
@@ -6915,27 +6843,14 @@
       <w:r>
         <w:t xml:space="preserve">Figura </w:t>
       </w:r>
-      <w:r>
-        <w:fldChar w:fldCharType="begin"/>
-      </w:r>
-      <w:r>
-        <w:instrText xml:space="preserve"> SEQ Figura \* ARABIC </w:instrText>
-      </w:r>
-      <w:r>
-        <w:fldChar w:fldCharType="separate"/>
-      </w:r>
-      <w:r>
-        <w:rPr>
-          <w:noProof/>
-        </w:rPr>
-        <w:t>2</w:t>
-      </w:r>
-      <w:r>
-        <w:rPr>
-          <w:noProof/>
-        </w:rPr>
-        <w:fldChar w:fldCharType="end"/>
-      </w:r>
+      <w:fldSimple w:instr=" SEQ Figura \* ARABIC ">
+        <w:r>
+          <w:rPr>
+            <w:noProof/>
+          </w:rPr>
+          <w:t>2</w:t>
+        </w:r>
+      </w:fldSimple>
       <w:r>
         <w:t xml:space="preserve"> – Diagrama de classes </w:t>
       </w:r>
@@ -7345,27 +7260,14 @@
       <w:r>
         <w:t xml:space="preserve">Tabela </w:t>
       </w:r>
-      <w:r>
-        <w:fldChar w:fldCharType="begin"/>
-      </w:r>
-      <w:r>
-        <w:instrText xml:space="preserve"> SEQ Tabela \* ARABIC </w:instrText>
-      </w:r>
-      <w:r>
-        <w:fldChar w:fldCharType="separate"/>
-      </w:r>
-      <w:r>
-        <w:rPr>
-          <w:noProof/>
-        </w:rPr>
-        <w:t>5</w:t>
-      </w:r>
-      <w:r>
-        <w:rPr>
-          <w:noProof/>
-        </w:rPr>
-        <w:fldChar w:fldCharType="end"/>
-      </w:r>
+      <w:fldSimple w:instr=" SEQ Tabela \* ARABIC ">
+        <w:r>
+          <w:rPr>
+            <w:noProof/>
+          </w:rPr>
+          <w:t>5</w:t>
+        </w:r>
+      </w:fldSimple>
       <w:r>
         <w:t xml:space="preserve"> – Identificação e funções dos </w:t>
       </w:r>
@@ -7703,13 +7605,8 @@
         <w:pStyle w:val="Ttulo2"/>
       </w:pPr>
       <w:bookmarkStart w:id="23" w:name="_Toc227748429"/>
-      <w:proofErr w:type="spellStart"/>
-      <w:r>
-        <w:t>User</w:t>
-      </w:r>
-      <w:proofErr w:type="spellEnd"/>
-      <w:r>
-        <w:t xml:space="preserve"> </w:t>
+      <w:r>
+        <w:t xml:space="preserve">User </w:t>
       </w:r>
       <w:proofErr w:type="spellStart"/>
       <w:r>
@@ -7729,21 +7626,7 @@
         <w:rPr>
           <w:highlight w:val="yellow"/>
         </w:rPr>
-        <w:t xml:space="preserve">especificados os requisitos funcionais do ponto de vista do utilizador sob forma de </w:t>
-      </w:r>
-      <w:proofErr w:type="spellStart"/>
-      <w:r>
-        <w:rPr>
-          <w:highlight w:val="yellow"/>
-        </w:rPr>
-        <w:t>User</w:t>
-      </w:r>
-      <w:proofErr w:type="spellEnd"/>
-      <w:r>
-        <w:rPr>
-          <w:highlight w:val="yellow"/>
-        </w:rPr>
-        <w:t xml:space="preserve"> </w:t>
+        <w:t xml:space="preserve">especificados os requisitos funcionais do ponto de vista do utilizador sob forma de User </w:t>
       </w:r>
       <w:proofErr w:type="spellStart"/>
       <w:r>
@@ -9069,21 +8952,7 @@
         <w:rPr>
           <w:highlight w:val="yellow"/>
         </w:rPr>
-        <w:t xml:space="preserve"> ou Bug. </w:t>
-      </w:r>
-      <w:proofErr w:type="spellStart"/>
-      <w:r>
-        <w:rPr>
-          <w:highlight w:val="yellow"/>
-        </w:rPr>
-        <w:t>User</w:t>
-      </w:r>
-      <w:proofErr w:type="spellEnd"/>
-      <w:r>
-        <w:rPr>
-          <w:highlight w:val="yellow"/>
-        </w:rPr>
-        <w:t xml:space="preserve"> </w:t>
+        <w:t xml:space="preserve"> ou Bug. User </w:t>
       </w:r>
       <w:proofErr w:type="spellStart"/>
       <w:r>
@@ -18940,6 +18809,7 @@
   <w:style w:type="character" w:default="1" w:styleId="Tipodeletrapredefinidodopargrafo">
     <w:name w:val="Default Paragraph Font"/>
     <w:uiPriority w:val="1"/>
+    <w:semiHidden/>
     <w:unhideWhenUsed/>
   </w:style>
   <w:style w:type="table" w:default="1" w:styleId="Tabelanormal">
@@ -20435,6 +20305,15 @@
 </file>
 
 <file path=customXml/item1.xml><?xml version="1.0" encoding="utf-8"?>
+<?mso-contentType ?>
+<FormTemplates xmlns="http://schemas.microsoft.com/sharepoint/v3/contenttype/forms">
+  <Display>DocumentLibraryForm</Display>
+  <Edit>DocumentLibraryForm</Edit>
+  <New>DocumentLibraryForm</New>
+</FormTemplates>
+</file>
+
+<file path=customXml/item2.xml><?xml version="1.0" encoding="utf-8"?>
 <ct:contentTypeSchema xmlns:ct="http://schemas.microsoft.com/office/2006/metadata/contentType" xmlns:ma="http://schemas.microsoft.com/office/2006/metadata/properties/metaAttributes" ct:_="" ma:_="" ma:contentTypeName="Documento" ma:contentTypeID="0x0101003F8ECAAF88AFCB4AB1D806FDE394FD03" ma:contentTypeVersion="12" ma:contentTypeDescription="Criar um novo documento." ma:contentTypeScope="" ma:versionID="541e5482cd22746a72c07b4578302587">
   <xsd:schema xmlns:xsd="http://www.w3.org/2001/XMLSchema" xmlns:xs="http://www.w3.org/2001/XMLSchema" xmlns:p="http://schemas.microsoft.com/office/2006/metadata/properties" xmlns:ns2="52a6887f-9537-4a34-8793-b765f13d0873" xmlns:ns3="fa1ba186-cf14-4658-82ff-4e1486731960" targetNamespace="http://schemas.microsoft.com/office/2006/metadata/properties" ma:root="true" ma:fieldsID="4badabe4fa58f02b4fe1f9c3f11ac53e" ns2:_="" ns3:_="">
     <xsd:import namespace="52a6887f-9537-4a34-8793-b765f13d0873"/>
@@ -20635,16 +20514,11 @@
 </ct:contentTypeSchema>
 </file>
 
-<file path=customXml/item2.xml><?xml version="1.0" encoding="utf-8"?>
-<?mso-contentType ?>
-<FormTemplates xmlns="http://schemas.microsoft.com/sharepoint/v3/contenttype/forms">
-  <Display>DocumentLibraryForm</Display>
-  <Edit>DocumentLibraryForm</Edit>
-  <New>DocumentLibraryForm</New>
-</FormTemplates>
+<file path=customXml/item3.xml><?xml version="1.0" encoding="utf-8"?>
+<b:Sources xmlns:b="http://schemas.openxmlformats.org/officeDocument/2006/bibliography" xmlns="http://schemas.openxmlformats.org/officeDocument/2006/bibliography" SelectedStyle="\APASixthEditionOfficeOnline.xsl" StyleName="APA" Version="6"/>
 </file>
 
-<file path=customXml/item3.xml><?xml version="1.0" encoding="utf-8"?>
+<file path=customXml/item4.xml><?xml version="1.0" encoding="utf-8"?>
 <p:properties xmlns:p="http://schemas.microsoft.com/office/2006/metadata/properties" xmlns:xsi="http://www.w3.org/2001/XMLSchema-instance" xmlns:pc="http://schemas.microsoft.com/office/infopath/2007/PartnerControls">
   <documentManagement>
     <TaxCatchAll xmlns="fa1ba186-cf14-4658-82ff-4e1486731960" xsi:nil="true"/>
@@ -20655,11 +20529,15 @@
 </p:properties>
 </file>
 
-<file path=customXml/item4.xml><?xml version="1.0" encoding="utf-8"?>
-<b:Sources xmlns:b="http://schemas.openxmlformats.org/officeDocument/2006/bibliography" xmlns="http://schemas.openxmlformats.org/officeDocument/2006/bibliography" SelectedStyle="\APASixthEditionOfficeOnline.xsl" StyleName="APA" Version="6"/>
+<file path=customXml/itemProps1.xml><?xml version="1.0" encoding="utf-8"?>
+<ds:datastoreItem xmlns:ds="http://schemas.openxmlformats.org/officeDocument/2006/customXml" ds:itemID="{990C7B0B-29F8-4472-849D-8AEB923CF9C9}">
+  <ds:schemaRefs>
+    <ds:schemaRef ds:uri="http://schemas.microsoft.com/sharepoint/v3/contenttype/forms"/>
+  </ds:schemaRefs>
+</ds:datastoreItem>
 </file>
 
-<file path=customXml/itemProps1.xml><?xml version="1.0" encoding="utf-8"?>
+<file path=customXml/itemProps2.xml><?xml version="1.0" encoding="utf-8"?>
 <ds:datastoreItem xmlns:ds="http://schemas.openxmlformats.org/officeDocument/2006/customXml" ds:itemID="{B04309D4-A979-44A4-8B48-1DFD9E70F312}">
   <ds:schemaRefs>
     <ds:schemaRef ds:uri="http://schemas.microsoft.com/office/2006/metadata/contentType"/>
@@ -20678,15 +20556,15 @@
 </ds:datastoreItem>
 </file>
 
-<file path=customXml/itemProps2.xml><?xml version="1.0" encoding="utf-8"?>
-<ds:datastoreItem xmlns:ds="http://schemas.openxmlformats.org/officeDocument/2006/customXml" ds:itemID="{990C7B0B-29F8-4472-849D-8AEB923CF9C9}">
+<file path=customXml/itemProps3.xml><?xml version="1.0" encoding="utf-8"?>
+<ds:datastoreItem xmlns:ds="http://schemas.openxmlformats.org/officeDocument/2006/customXml" ds:itemID="{34E35503-31BE-4C22-8EB5-1B8C3DFFC716}">
   <ds:schemaRefs>
-    <ds:schemaRef ds:uri="http://schemas.microsoft.com/sharepoint/v3/contenttype/forms"/>
+    <ds:schemaRef ds:uri="http://schemas.openxmlformats.org/officeDocument/2006/bibliography"/>
   </ds:schemaRefs>
 </ds:datastoreItem>
 </file>
 
-<file path=customXml/itemProps3.xml><?xml version="1.0" encoding="utf-8"?>
+<file path=customXml/itemProps4.xml><?xml version="1.0" encoding="utf-8"?>
 <ds:datastoreItem xmlns:ds="http://schemas.openxmlformats.org/officeDocument/2006/customXml" ds:itemID="{B0D02839-B28B-4402-A79D-B0CCDC274F38}">
   <ds:schemaRefs>
     <ds:schemaRef ds:uri="http://schemas.microsoft.com/office/2006/metadata/properties"/>
@@ -20695,12 +20573,4 @@
     <ds:schemaRef ds:uri="52a6887f-9537-4a34-8793-b765f13d0873"/>
   </ds:schemaRefs>
 </ds:datastoreItem>
-</file>
-
-<file path=customXml/itemProps4.xml><?xml version="1.0" encoding="utf-8"?>
-<ds:datastoreItem xmlns:ds="http://schemas.openxmlformats.org/officeDocument/2006/customXml" ds:itemID="{34E35503-31BE-4C22-8EB5-1B8C3DFFC716}">
-  <ds:schemaRefs>
-    <ds:schemaRef ds:uri="http://schemas.openxmlformats.org/officeDocument/2006/bibliography"/>
-  </ds:schemaRefs>
-</ds:datastoreItem>
 </file>